--- a/1.ProjectPlanning.docx
+++ b/1.ProjectPlanning.docx
@@ -1,6 +1,6 @@
 
 <file path=word/document.xml><?xml version="1.0" encoding="utf-8"?>
-<w:document xmlns:ve="http://schemas.openxmlformats.org/markup-compatibility/2006" xmlns:o="urn:schemas-microsoft-com:office:office" xmlns:r="http://schemas.openxmlformats.org/officeDocument/2006/relationships" xmlns:m="http://schemas.openxmlformats.org/officeDocument/2006/math" xmlns:v="urn:schemas-microsoft-com:vml" xmlns:wp="http://schemas.openxmlformats.org/drawingml/2006/wordprocessingDrawing" xmlns:w10="urn:schemas-microsoft-com:office:word" xmlns:w="http://schemas.openxmlformats.org/wordprocessingml/2006/main" xmlns:wne="http://schemas.microsoft.com/office/word/2006/wordml">
+<w:document xmlns:wpc="http://schemas.microsoft.com/office/word/2010/wordprocessingCanvas" xmlns:mc="http://schemas.openxmlformats.org/markup-compatibility/2006" xmlns:o="urn:schemas-microsoft-com:office:office" xmlns:r="http://schemas.openxmlformats.org/officeDocument/2006/relationships" xmlns:m="http://schemas.openxmlformats.org/officeDocument/2006/math" xmlns:v="urn:schemas-microsoft-com:vml" xmlns:wp14="http://schemas.microsoft.com/office/word/2010/wordprocessingDrawing" xmlns:wp="http://schemas.openxmlformats.org/drawingml/2006/wordprocessingDrawing" xmlns:w10="urn:schemas-microsoft-com:office:word" xmlns:w="http://schemas.openxmlformats.org/wordprocessingml/2006/main" xmlns:w14="http://schemas.microsoft.com/office/word/2010/wordml" xmlns:w15="http://schemas.microsoft.com/office/word/2012/wordml" xmlns:wpg="http://schemas.microsoft.com/office/word/2010/wordprocessingGroup" xmlns:wpi="http://schemas.microsoft.com/office/word/2010/wordprocessingInk" xmlns:wne="http://schemas.microsoft.com/office/word/2006/wordml" xmlns:wps="http://schemas.microsoft.com/office/word/2010/wordprocessingShape" mc:Ignorable="w14 w15 wp14">
   <w:body>
     <w:p>
       <w:r>
@@ -102,8 +102,7 @@
         <w:tblStyle w:val="MediumGrid1-Accent3"/>
         <w:tblW w:w="8190" w:type="dxa"/>
         <w:jc w:val="center"/>
-        <w:tblInd w:w="592" w:type="dxa"/>
-        <w:tblLook w:val="04A0"/>
+        <w:tblLook w:val="04A0" w:firstRow="1" w:lastRow="0" w:firstColumn="1" w:lastColumn="0" w:noHBand="0" w:noVBand="1"/>
       </w:tblPr>
       <w:tblGrid>
         <w:gridCol w:w="2503"/>
@@ -111,12 +110,12 @@
       </w:tblGrid>
       <w:tr>
         <w:trPr>
-          <w:cnfStyle w:val="100000000000"/>
+          <w:cnfStyle w:val="100000000000" w:firstRow="1" w:lastRow="0" w:firstColumn="0" w:lastColumn="0" w:oddVBand="0" w:evenVBand="0" w:oddHBand="0" w:evenHBand="0" w:firstRowFirstColumn="0" w:firstRowLastColumn="0" w:lastRowFirstColumn="0" w:lastRowLastColumn="0"/>
           <w:jc w:val="center"/>
         </w:trPr>
         <w:tc>
           <w:tcPr>
-            <w:cnfStyle w:val="001000000000"/>
+            <w:cnfStyle w:val="001000000000" w:firstRow="0" w:lastRow="0" w:firstColumn="1" w:lastColumn="0" w:oddVBand="0" w:evenVBand="0" w:oddHBand="0" w:evenHBand="0" w:firstRowFirstColumn="0" w:firstRowLastColumn="0" w:lastRowFirstColumn="0" w:lastRowLastColumn="0"/>
             <w:tcW w:w="2503" w:type="dxa"/>
           </w:tcPr>
           <w:p>
@@ -146,7 +145,7 @@
           </w:tcPr>
           <w:p>
             <w:pPr>
-              <w:cnfStyle w:val="100000000000"/>
+              <w:cnfStyle w:val="100000000000" w:firstRow="1" w:lastRow="0" w:firstColumn="0" w:lastColumn="0" w:oddVBand="0" w:evenVBand="0" w:oddHBand="0" w:evenHBand="0" w:firstRowFirstColumn="0" w:firstRowLastColumn="0" w:lastRowFirstColumn="0" w:lastRowLastColumn="0"/>
               <w:rPr>
                 <w:b w:val="0"/>
                 <w:sz w:val="26"/>
@@ -164,12 +163,12 @@
       </w:tr>
       <w:tr>
         <w:trPr>
-          <w:cnfStyle w:val="000000100000"/>
+          <w:cnfStyle w:val="000000100000" w:firstRow="0" w:lastRow="0" w:firstColumn="0" w:lastColumn="0" w:oddVBand="0" w:evenVBand="0" w:oddHBand="1" w:evenHBand="0" w:firstRowFirstColumn="0" w:firstRowLastColumn="0" w:lastRowFirstColumn="0" w:lastRowLastColumn="0"/>
           <w:jc w:val="center"/>
         </w:trPr>
         <w:tc>
           <w:tcPr>
-            <w:cnfStyle w:val="001000000000"/>
+            <w:cnfStyle w:val="001000000000" w:firstRow="0" w:lastRow="0" w:firstColumn="1" w:lastColumn="0" w:oddVBand="0" w:evenVBand="0" w:oddHBand="0" w:evenHBand="0" w:firstRowFirstColumn="0" w:firstRowLastColumn="0" w:lastRowFirstColumn="0" w:lastRowLastColumn="0"/>
             <w:tcW w:w="2503" w:type="dxa"/>
           </w:tcPr>
           <w:p>
@@ -193,7 +192,7 @@
           </w:tcPr>
           <w:p>
             <w:pPr>
-              <w:cnfStyle w:val="000000100000"/>
+              <w:cnfStyle w:val="000000100000" w:firstRow="0" w:lastRow="0" w:firstColumn="0" w:lastColumn="0" w:oddVBand="0" w:evenVBand="0" w:oddHBand="1" w:evenHBand="0" w:firstRowFirstColumn="0" w:firstRowLastColumn="0" w:lastRowFirstColumn="0" w:lastRowLastColumn="0"/>
               <w:rPr>
                 <w:sz w:val="26"/>
               </w:rPr>
@@ -213,7 +212,7 @@
         </w:trPr>
         <w:tc>
           <w:tcPr>
-            <w:cnfStyle w:val="001000000000"/>
+            <w:cnfStyle w:val="001000000000" w:firstRow="0" w:lastRow="0" w:firstColumn="1" w:lastColumn="0" w:oddVBand="0" w:evenVBand="0" w:oddHBand="0" w:evenHBand="0" w:firstRowFirstColumn="0" w:firstRowLastColumn="0" w:lastRowFirstColumn="0" w:lastRowLastColumn="0"/>
             <w:tcW w:w="2503" w:type="dxa"/>
           </w:tcPr>
           <w:p>
@@ -237,7 +236,7 @@
           </w:tcPr>
           <w:p>
             <w:pPr>
-              <w:cnfStyle w:val="000000000000"/>
+              <w:cnfStyle w:val="000000000000" w:firstRow="0" w:lastRow="0" w:firstColumn="0" w:lastColumn="0" w:oddVBand="0" w:evenVBand="0" w:oddHBand="0" w:evenHBand="0" w:firstRowFirstColumn="0" w:firstRowLastColumn="0" w:lastRowFirstColumn="0" w:lastRowLastColumn="0"/>
               <w:rPr>
                 <w:sz w:val="26"/>
               </w:rPr>
@@ -253,12 +252,12 @@
       </w:tr>
       <w:tr>
         <w:trPr>
-          <w:cnfStyle w:val="000000100000"/>
+          <w:cnfStyle w:val="000000100000" w:firstRow="0" w:lastRow="0" w:firstColumn="0" w:lastColumn="0" w:oddVBand="0" w:evenVBand="0" w:oddHBand="1" w:evenHBand="0" w:firstRowFirstColumn="0" w:firstRowLastColumn="0" w:lastRowFirstColumn="0" w:lastRowLastColumn="0"/>
           <w:jc w:val="center"/>
         </w:trPr>
         <w:tc>
           <w:tcPr>
-            <w:cnfStyle w:val="001000000000"/>
+            <w:cnfStyle w:val="001000000000" w:firstRow="0" w:lastRow="0" w:firstColumn="1" w:lastColumn="0" w:oddVBand="0" w:evenVBand="0" w:oddHBand="0" w:evenHBand="0" w:firstRowFirstColumn="0" w:firstRowLastColumn="0" w:lastRowFirstColumn="0" w:lastRowLastColumn="0"/>
             <w:tcW w:w="2503" w:type="dxa"/>
           </w:tcPr>
           <w:p>
@@ -282,7 +281,7 @@
           </w:tcPr>
           <w:p>
             <w:pPr>
-              <w:cnfStyle w:val="000000100000"/>
+              <w:cnfStyle w:val="000000100000" w:firstRow="0" w:lastRow="0" w:firstColumn="0" w:lastColumn="0" w:oddVBand="0" w:evenVBand="0" w:oddHBand="1" w:evenHBand="0" w:firstRowFirstColumn="0" w:firstRowLastColumn="0" w:lastRowFirstColumn="0" w:lastRowLastColumn="0"/>
               <w:rPr>
                 <w:sz w:val="26"/>
               </w:rPr>
@@ -308,7 +307,7 @@
         </w:trPr>
         <w:tc>
           <w:tcPr>
-            <w:cnfStyle w:val="001000000000"/>
+            <w:cnfStyle w:val="001000000000" w:firstRow="0" w:lastRow="0" w:firstColumn="1" w:lastColumn="0" w:oddVBand="0" w:evenVBand="0" w:oddHBand="0" w:evenHBand="0" w:firstRowFirstColumn="0" w:firstRowLastColumn="0" w:lastRowFirstColumn="0" w:lastRowLastColumn="0"/>
             <w:tcW w:w="2503" w:type="dxa"/>
           </w:tcPr>
           <w:p>
@@ -332,7 +331,7 @@
           </w:tcPr>
           <w:p>
             <w:pPr>
-              <w:cnfStyle w:val="000000000000"/>
+              <w:cnfStyle w:val="000000000000" w:firstRow="0" w:lastRow="0" w:firstColumn="0" w:lastColumn="0" w:oddVBand="0" w:evenVBand="0" w:oddHBand="0" w:evenHBand="0" w:firstRowFirstColumn="0" w:firstRowLastColumn="0" w:lastRowFirstColumn="0" w:lastRowLastColumn="0"/>
               <w:rPr>
                 <w:sz w:val="26"/>
               </w:rPr>
@@ -387,12 +386,12 @@
       </w:tr>
       <w:tr>
         <w:trPr>
-          <w:cnfStyle w:val="000000100000"/>
+          <w:cnfStyle w:val="000000100000" w:firstRow="0" w:lastRow="0" w:firstColumn="0" w:lastColumn="0" w:oddVBand="0" w:evenVBand="0" w:oddHBand="1" w:evenHBand="0" w:firstRowFirstColumn="0" w:firstRowLastColumn="0" w:lastRowFirstColumn="0" w:lastRowLastColumn="0"/>
           <w:jc w:val="center"/>
         </w:trPr>
         <w:tc>
           <w:tcPr>
-            <w:cnfStyle w:val="001000000000"/>
+            <w:cnfStyle w:val="001000000000" w:firstRow="0" w:lastRow="0" w:firstColumn="1" w:lastColumn="0" w:oddVBand="0" w:evenVBand="0" w:oddHBand="0" w:evenHBand="0" w:firstRowFirstColumn="0" w:firstRowLastColumn="0" w:lastRowFirstColumn="0" w:lastRowLastColumn="0"/>
             <w:tcW w:w="2503" w:type="dxa"/>
           </w:tcPr>
           <w:p>
@@ -417,7 +416,7 @@
           <w:p>
             <w:pPr>
               <w:jc w:val="center"/>
-              <w:cnfStyle w:val="000000100000"/>
+              <w:cnfStyle w:val="000000100000" w:firstRow="0" w:lastRow="0" w:firstColumn="0" w:lastColumn="0" w:oddVBand="0" w:evenVBand="0" w:oddHBand="1" w:evenHBand="0" w:firstRowFirstColumn="0" w:firstRowLastColumn="0" w:lastRowFirstColumn="0" w:lastRowLastColumn="0"/>
               <w:rPr>
                 <w:sz w:val="26"/>
               </w:rPr>
@@ -459,18 +458,18 @@
         <w:tblpPr w:leftFromText="180" w:rightFromText="180" w:vertAnchor="text" w:horzAnchor="margin" w:tblpXSpec="right" w:tblpY="580"/>
         <w:tblOverlap w:val="never"/>
         <w:tblW w:w="0" w:type="auto"/>
-        <w:tblLook w:val="04A0"/>
+        <w:tblLook w:val="04A0" w:firstRow="1" w:lastRow="0" w:firstColumn="1" w:lastColumn="0" w:noHBand="0" w:noVBand="1"/>
       </w:tblPr>
       <w:tblGrid>
         <w:gridCol w:w="4752"/>
       </w:tblGrid>
       <w:tr>
         <w:trPr>
-          <w:cnfStyle w:val="100000000000"/>
+          <w:cnfStyle w:val="100000000000" w:firstRow="1" w:lastRow="0" w:firstColumn="0" w:lastColumn="0" w:oddVBand="0" w:evenVBand="0" w:oddHBand="0" w:evenHBand="0" w:firstRowFirstColumn="0" w:firstRowLastColumn="0" w:lastRowFirstColumn="0" w:lastRowLastColumn="0"/>
         </w:trPr>
         <w:tc>
           <w:tcPr>
-            <w:cnfStyle w:val="001000000000"/>
+            <w:cnfStyle w:val="001000000000" w:firstRow="0" w:lastRow="0" w:firstColumn="1" w:lastColumn="0" w:oddVBand="0" w:evenVBand="0" w:oddHBand="0" w:evenHBand="0" w:firstRowFirstColumn="0" w:firstRowLastColumn="0" w:lastRowFirstColumn="0" w:lastRowLastColumn="0"/>
             <w:tcW w:w="4752" w:type="dxa"/>
           </w:tcPr>
           <w:p>
@@ -497,11 +496,11 @@
       </w:tr>
       <w:tr>
         <w:trPr>
-          <w:cnfStyle w:val="000000100000"/>
+          <w:cnfStyle w:val="000000100000" w:firstRow="0" w:lastRow="0" w:firstColumn="0" w:lastColumn="0" w:oddVBand="0" w:evenVBand="0" w:oddHBand="1" w:evenHBand="0" w:firstRowFirstColumn="0" w:firstRowLastColumn="0" w:lastRowFirstColumn="0" w:lastRowLastColumn="0"/>
         </w:trPr>
         <w:tc>
           <w:tcPr>
-            <w:cnfStyle w:val="001000000000"/>
+            <w:cnfStyle w:val="001000000000" w:firstRow="0" w:lastRow="0" w:firstColumn="1" w:lastColumn="0" w:oddVBand="0" w:evenVBand="0" w:oddHBand="0" w:evenHBand="0" w:firstRowFirstColumn="0" w:firstRowLastColumn="0" w:lastRowFirstColumn="0" w:lastRowLastColumn="0"/>
             <w:tcW w:w="4752" w:type="dxa"/>
           </w:tcPr>
           <w:p>
@@ -527,11 +526,11 @@
       </w:tr>
       <w:tr>
         <w:trPr>
-          <w:cnfStyle w:val="000000010000"/>
+          <w:cnfStyle w:val="000000010000" w:firstRow="0" w:lastRow="0" w:firstColumn="0" w:lastColumn="0" w:oddVBand="0" w:evenVBand="0" w:oddHBand="0" w:evenHBand="1" w:firstRowFirstColumn="0" w:firstRowLastColumn="0" w:lastRowFirstColumn="0" w:lastRowLastColumn="0"/>
         </w:trPr>
         <w:tc>
           <w:tcPr>
-            <w:cnfStyle w:val="001000000000"/>
+            <w:cnfStyle w:val="001000000000" w:firstRow="0" w:lastRow="0" w:firstColumn="1" w:lastColumn="0" w:oddVBand="0" w:evenVBand="0" w:oddHBand="0" w:evenHBand="0" w:firstRowFirstColumn="0" w:firstRowLastColumn="0" w:lastRowFirstColumn="0" w:lastRowLastColumn="0"/>
             <w:tcW w:w="4752" w:type="dxa"/>
           </w:tcPr>
           <w:p>
@@ -557,11 +556,11 @@
       </w:tr>
       <w:tr>
         <w:trPr>
-          <w:cnfStyle w:val="000000100000"/>
+          <w:cnfStyle w:val="000000100000" w:firstRow="0" w:lastRow="0" w:firstColumn="0" w:lastColumn="0" w:oddVBand="0" w:evenVBand="0" w:oddHBand="1" w:evenHBand="0" w:firstRowFirstColumn="0" w:firstRowLastColumn="0" w:lastRowFirstColumn="0" w:lastRowLastColumn="0"/>
         </w:trPr>
         <w:tc>
           <w:tcPr>
-            <w:cnfStyle w:val="001000000000"/>
+            <w:cnfStyle w:val="001000000000" w:firstRow="0" w:lastRow="0" w:firstColumn="1" w:lastColumn="0" w:oddVBand="0" w:evenVBand="0" w:oddHBand="0" w:evenHBand="0" w:firstRowFirstColumn="0" w:firstRowLastColumn="0" w:lastRowFirstColumn="0" w:lastRowLastColumn="0"/>
             <w:tcW w:w="4752" w:type="dxa"/>
           </w:tcPr>
           <w:p>
@@ -587,11 +586,11 @@
       </w:tr>
       <w:tr>
         <w:trPr>
-          <w:cnfStyle w:val="000000010000"/>
+          <w:cnfStyle w:val="000000010000" w:firstRow="0" w:lastRow="0" w:firstColumn="0" w:lastColumn="0" w:oddVBand="0" w:evenVBand="0" w:oddHBand="0" w:evenHBand="1" w:firstRowFirstColumn="0" w:firstRowLastColumn="0" w:lastRowFirstColumn="0" w:lastRowLastColumn="0"/>
         </w:trPr>
         <w:tc>
           <w:tcPr>
-            <w:cnfStyle w:val="001000000000"/>
+            <w:cnfStyle w:val="001000000000" w:firstRow="0" w:lastRow="0" w:firstColumn="1" w:lastColumn="0" w:oddVBand="0" w:evenVBand="0" w:oddHBand="0" w:evenHBand="0" w:firstRowFirstColumn="0" w:firstRowLastColumn="0" w:lastRowFirstColumn="0" w:lastRowLastColumn="0"/>
             <w:tcW w:w="4752" w:type="dxa"/>
           </w:tcPr>
           <w:p>
@@ -626,18 +625,18 @@
         <w:tblStyle w:val="MediumShading1-Accent4"/>
         <w:tblpPr w:leftFromText="180" w:rightFromText="180" w:vertAnchor="text" w:tblpY="-68"/>
         <w:tblW w:w="0" w:type="auto"/>
-        <w:tblLook w:val="04A0"/>
+        <w:tblLook w:val="04A0" w:firstRow="1" w:lastRow="0" w:firstColumn="1" w:lastColumn="0" w:noHBand="0" w:noVBand="1"/>
       </w:tblPr>
       <w:tblGrid>
         <w:gridCol w:w="3348"/>
       </w:tblGrid>
       <w:tr>
         <w:trPr>
-          <w:cnfStyle w:val="100000000000"/>
+          <w:cnfStyle w:val="100000000000" w:firstRow="1" w:lastRow="0" w:firstColumn="0" w:lastColumn="0" w:oddVBand="0" w:evenVBand="0" w:oddHBand="0" w:evenHBand="0" w:firstRowFirstColumn="0" w:firstRowLastColumn="0" w:lastRowFirstColumn="0" w:lastRowLastColumn="0"/>
         </w:trPr>
         <w:tc>
           <w:tcPr>
-            <w:cnfStyle w:val="001000000000"/>
+            <w:cnfStyle w:val="001000000000" w:firstRow="0" w:lastRow="0" w:firstColumn="1" w:lastColumn="0" w:oddVBand="0" w:evenVBand="0" w:oddHBand="0" w:evenHBand="0" w:firstRowFirstColumn="0" w:firstRowLastColumn="0" w:lastRowFirstColumn="0" w:lastRowLastColumn="0"/>
             <w:tcW w:w="3348" w:type="dxa"/>
           </w:tcPr>
           <w:p>
@@ -662,11 +661,11 @@
       </w:tr>
       <w:tr>
         <w:trPr>
-          <w:cnfStyle w:val="000000100000"/>
+          <w:cnfStyle w:val="000000100000" w:firstRow="0" w:lastRow="0" w:firstColumn="0" w:lastColumn="0" w:oddVBand="0" w:evenVBand="0" w:oddHBand="1" w:evenHBand="0" w:firstRowFirstColumn="0" w:firstRowLastColumn="0" w:lastRowFirstColumn="0" w:lastRowLastColumn="0"/>
         </w:trPr>
         <w:tc>
           <w:tcPr>
-            <w:cnfStyle w:val="001000000000"/>
+            <w:cnfStyle w:val="001000000000" w:firstRow="0" w:lastRow="0" w:firstColumn="1" w:lastColumn="0" w:oddVBand="0" w:evenVBand="0" w:oddHBand="0" w:evenHBand="0" w:firstRowFirstColumn="0" w:firstRowLastColumn="0" w:lastRowFirstColumn="0" w:lastRowLastColumn="0"/>
             <w:tcW w:w="3348" w:type="dxa"/>
           </w:tcPr>
           <w:p>
@@ -684,17 +683,25 @@
                 <w:szCs w:val="24"/>
               </w:rPr>
               <w:t>Name:</w:t>
+            </w:r>
+            <w:r>
+              <w:rPr>
+                <w:b w:val="0"/>
+                <w:sz w:val="24"/>
+                <w:szCs w:val="24"/>
+              </w:rPr>
+              <w:t xml:space="preserve"> Janna</w:t>
             </w:r>
           </w:p>
         </w:tc>
       </w:tr>
       <w:tr>
         <w:trPr>
-          <w:cnfStyle w:val="000000010000"/>
+          <w:cnfStyle w:val="000000010000" w:firstRow="0" w:lastRow="0" w:firstColumn="0" w:lastColumn="0" w:oddVBand="0" w:evenVBand="0" w:oddHBand="0" w:evenHBand="1" w:firstRowFirstColumn="0" w:firstRowLastColumn="0" w:lastRowFirstColumn="0" w:lastRowLastColumn="0"/>
         </w:trPr>
         <w:tc>
           <w:tcPr>
-            <w:cnfStyle w:val="001000000000"/>
+            <w:cnfStyle w:val="001000000000" w:firstRow="0" w:lastRow="0" w:firstColumn="1" w:lastColumn="0" w:oddVBand="0" w:evenVBand="0" w:oddHBand="0" w:evenHBand="0" w:firstRowFirstColumn="0" w:firstRowLastColumn="0" w:lastRowFirstColumn="0" w:lastRowLastColumn="0"/>
             <w:tcW w:w="3348" w:type="dxa"/>
           </w:tcPr>
           <w:p>
@@ -742,11 +749,11 @@
       </w:tr>
       <w:tr>
         <w:trPr>
-          <w:cnfStyle w:val="000000100000"/>
+          <w:cnfStyle w:val="000000100000" w:firstRow="0" w:lastRow="0" w:firstColumn="0" w:lastColumn="0" w:oddVBand="0" w:evenVBand="0" w:oddHBand="1" w:evenHBand="0" w:firstRowFirstColumn="0" w:firstRowLastColumn="0" w:lastRowFirstColumn="0" w:lastRowLastColumn="0"/>
         </w:trPr>
         <w:tc>
           <w:tcPr>
-            <w:cnfStyle w:val="001000000000"/>
+            <w:cnfStyle w:val="001000000000" w:firstRow="0" w:lastRow="0" w:firstColumn="1" w:lastColumn="0" w:oddVBand="0" w:evenVBand="0" w:oddHBand="0" w:evenHBand="0" w:firstRowFirstColumn="0" w:firstRowLastColumn="0" w:lastRowFirstColumn="0" w:lastRowLastColumn="0"/>
             <w:tcW w:w="3348" w:type="dxa"/>
           </w:tcPr>
           <w:p>
@@ -770,11 +777,11 @@
       </w:tr>
       <w:tr>
         <w:trPr>
-          <w:cnfStyle w:val="000000010000"/>
+          <w:cnfStyle w:val="000000010000" w:firstRow="0" w:lastRow="0" w:firstColumn="0" w:lastColumn="0" w:oddVBand="0" w:evenVBand="0" w:oddHBand="0" w:evenHBand="1" w:firstRowFirstColumn="0" w:firstRowLastColumn="0" w:lastRowFirstColumn="0" w:lastRowLastColumn="0"/>
         </w:trPr>
         <w:tc>
           <w:tcPr>
-            <w:cnfStyle w:val="001000000000"/>
+            <w:cnfStyle w:val="001000000000" w:firstRow="0" w:lastRow="0" w:firstColumn="1" w:lastColumn="0" w:oddVBand="0" w:evenVBand="0" w:oddHBand="0" w:evenHBand="0" w:firstRowFirstColumn="0" w:firstRowLastColumn="0" w:lastRowFirstColumn="0" w:lastRowLastColumn="0"/>
             <w:tcW w:w="3348" w:type="dxa"/>
           </w:tcPr>
           <w:p>
@@ -798,11 +805,11 @@
       </w:tr>
       <w:tr>
         <w:trPr>
-          <w:cnfStyle w:val="000000100000"/>
+          <w:cnfStyle w:val="000000100000" w:firstRow="0" w:lastRow="0" w:firstColumn="0" w:lastColumn="0" w:oddVBand="0" w:evenVBand="0" w:oddHBand="1" w:evenHBand="0" w:firstRowFirstColumn="0" w:firstRowLastColumn="0" w:lastRowFirstColumn="0" w:lastRowLastColumn="0"/>
         </w:trPr>
         <w:tc>
           <w:tcPr>
-            <w:cnfStyle w:val="001000000000"/>
+            <w:cnfStyle w:val="001000000000" w:firstRow="0" w:lastRow="0" w:firstColumn="1" w:lastColumn="0" w:oddVBand="0" w:evenVBand="0" w:oddHBand="0" w:evenHBand="0" w:firstRowFirstColumn="0" w:firstRowLastColumn="0" w:lastRowFirstColumn="0" w:lastRowLastColumn="0"/>
             <w:tcW w:w="3348" w:type="dxa"/>
           </w:tcPr>
           <w:p>
@@ -826,11 +833,11 @@
       </w:tr>
       <w:tr>
         <w:trPr>
-          <w:cnfStyle w:val="000000010000"/>
+          <w:cnfStyle w:val="000000010000" w:firstRow="0" w:lastRow="0" w:firstColumn="0" w:lastColumn="0" w:oddVBand="0" w:evenVBand="0" w:oddHBand="0" w:evenHBand="1" w:firstRowFirstColumn="0" w:firstRowLastColumn="0" w:lastRowFirstColumn="0" w:lastRowLastColumn="0"/>
         </w:trPr>
         <w:tc>
           <w:tcPr>
-            <w:cnfStyle w:val="001000000000"/>
+            <w:cnfStyle w:val="001000000000" w:firstRow="0" w:lastRow="0" w:firstColumn="1" w:lastColumn="0" w:oddVBand="0" w:evenVBand="0" w:oddHBand="0" w:evenHBand="0" w:firstRowFirstColumn="0" w:firstRowLastColumn="0" w:lastRowFirstColumn="0" w:lastRowLastColumn="0"/>
             <w:tcW w:w="3348" w:type="dxa"/>
           </w:tcPr>
           <w:p>
@@ -892,6 +899,8 @@
           <w:u w:val="single"/>
         </w:rPr>
       </w:pPr>
+      <w:bookmarkStart w:id="0" w:name="_GoBack"/>
+      <w:bookmarkEnd w:id="0"/>
     </w:p>
     <w:p>
       <w:pPr>
@@ -1651,7 +1660,7 @@
         <w:tblStyle w:val="MediumGrid1-Accent3"/>
         <w:tblW w:w="11070" w:type="dxa"/>
         <w:tblInd w:w="-702" w:type="dxa"/>
-        <w:tblLook w:val="04A0"/>
+        <w:tblLook w:val="04A0" w:firstRow="1" w:lastRow="0" w:firstColumn="1" w:lastColumn="0" w:noHBand="0" w:noVBand="1"/>
       </w:tblPr>
       <w:tblGrid>
         <w:gridCol w:w="4140"/>
@@ -1660,11 +1669,11 @@
       </w:tblGrid>
       <w:tr>
         <w:trPr>
-          <w:cnfStyle w:val="100000000000"/>
+          <w:cnfStyle w:val="100000000000" w:firstRow="1" w:lastRow="0" w:firstColumn="0" w:lastColumn="0" w:oddVBand="0" w:evenVBand="0" w:oddHBand="0" w:evenHBand="0" w:firstRowFirstColumn="0" w:firstRowLastColumn="0" w:lastRowFirstColumn="0" w:lastRowLastColumn="0"/>
         </w:trPr>
         <w:tc>
           <w:tcPr>
-            <w:cnfStyle w:val="001000000000"/>
+            <w:cnfStyle w:val="001000000000" w:firstRow="0" w:lastRow="0" w:firstColumn="1" w:lastColumn="0" w:oddVBand="0" w:evenVBand="0" w:oddHBand="0" w:evenHBand="0" w:firstRowFirstColumn="0" w:firstRowLastColumn="0" w:lastRowFirstColumn="0" w:lastRowLastColumn="0"/>
             <w:tcW w:w="4140" w:type="dxa"/>
           </w:tcPr>
           <w:p>
@@ -1697,7 +1706,7 @@
             <w:pPr>
               <w:spacing w:line="360" w:lineRule="auto"/>
               <w:jc w:val="center"/>
-              <w:cnfStyle w:val="100000000000"/>
+              <w:cnfStyle w:val="100000000000" w:firstRow="1" w:lastRow="0" w:firstColumn="0" w:lastColumn="0" w:oddVBand="0" w:evenVBand="0" w:oddHBand="0" w:evenHBand="0" w:firstRowFirstColumn="0" w:firstRowLastColumn="0" w:lastRowFirstColumn="0" w:lastRowLastColumn="0"/>
               <w:rPr>
                 <w:b w:val="0"/>
                 <w:color w:val="000000" w:themeColor="text1"/>
@@ -1724,7 +1733,7 @@
             <w:pPr>
               <w:spacing w:line="360" w:lineRule="auto"/>
               <w:jc w:val="center"/>
-              <w:cnfStyle w:val="100000000000"/>
+              <w:cnfStyle w:val="100000000000" w:firstRow="1" w:lastRow="0" w:firstColumn="0" w:lastColumn="0" w:oddVBand="0" w:evenVBand="0" w:oddHBand="0" w:evenHBand="0" w:firstRowFirstColumn="0" w:firstRowLastColumn="0" w:lastRowFirstColumn="0" w:lastRowLastColumn="0"/>
               <w:rPr>
                 <w:b w:val="0"/>
                 <w:color w:val="000000" w:themeColor="text1"/>
@@ -1746,11 +1755,11 @@
       </w:tr>
       <w:tr>
         <w:trPr>
-          <w:cnfStyle w:val="000000100000"/>
+          <w:cnfStyle w:val="000000100000" w:firstRow="0" w:lastRow="0" w:firstColumn="0" w:lastColumn="0" w:oddVBand="0" w:evenVBand="0" w:oddHBand="1" w:evenHBand="0" w:firstRowFirstColumn="0" w:firstRowLastColumn="0" w:lastRowFirstColumn="0" w:lastRowLastColumn="0"/>
         </w:trPr>
         <w:tc>
           <w:tcPr>
-            <w:cnfStyle w:val="001000000000"/>
+            <w:cnfStyle w:val="001000000000" w:firstRow="0" w:lastRow="0" w:firstColumn="1" w:lastColumn="0" w:oddVBand="0" w:evenVBand="0" w:oddHBand="0" w:evenHBand="0" w:firstRowFirstColumn="0" w:firstRowLastColumn="0" w:lastRowFirstColumn="0" w:lastRowLastColumn="0"/>
             <w:tcW w:w="4140" w:type="dxa"/>
           </w:tcPr>
           <w:p>
@@ -1891,7 +1900,7 @@
                 <w:numId w:val="9"/>
               </w:numPr>
               <w:spacing w:line="360" w:lineRule="auto"/>
-              <w:cnfStyle w:val="000000100000"/>
+              <w:cnfStyle w:val="000000100000" w:firstRow="0" w:lastRow="0" w:firstColumn="0" w:lastColumn="0" w:oddVBand="0" w:evenVBand="0" w:oddHBand="1" w:evenHBand="0" w:firstRowFirstColumn="0" w:firstRowLastColumn="0" w:lastRowFirstColumn="0" w:lastRowLastColumn="0"/>
               <w:rPr>
                 <w:color w:val="000000" w:themeColor="text1"/>
                 <w:sz w:val="24"/>
@@ -1915,7 +1924,7 @@
                 <w:numId w:val="9"/>
               </w:numPr>
               <w:spacing w:line="360" w:lineRule="auto"/>
-              <w:cnfStyle w:val="000000100000"/>
+              <w:cnfStyle w:val="000000100000" w:firstRow="0" w:lastRow="0" w:firstColumn="0" w:lastColumn="0" w:oddVBand="0" w:evenVBand="0" w:oddHBand="1" w:evenHBand="0" w:firstRowFirstColumn="0" w:firstRowLastColumn="0" w:lastRowFirstColumn="0" w:lastRowLastColumn="0"/>
               <w:rPr>
                 <w:color w:val="000000" w:themeColor="text1"/>
                 <w:sz w:val="24"/>
@@ -1939,7 +1948,7 @@
                 <w:numId w:val="9"/>
               </w:numPr>
               <w:spacing w:line="360" w:lineRule="auto"/>
-              <w:cnfStyle w:val="000000100000"/>
+              <w:cnfStyle w:val="000000100000" w:firstRow="0" w:lastRow="0" w:firstColumn="0" w:lastColumn="0" w:oddVBand="0" w:evenVBand="0" w:oddHBand="1" w:evenHBand="0" w:firstRowFirstColumn="0" w:firstRowLastColumn="0" w:lastRowFirstColumn="0" w:lastRowLastColumn="0"/>
               <w:rPr>
                 <w:color w:val="000000" w:themeColor="text1"/>
                 <w:sz w:val="24"/>
@@ -1963,7 +1972,7 @@
                 <w:numId w:val="9"/>
               </w:numPr>
               <w:spacing w:line="360" w:lineRule="auto"/>
-              <w:cnfStyle w:val="000000100000"/>
+              <w:cnfStyle w:val="000000100000" w:firstRow="0" w:lastRow="0" w:firstColumn="0" w:lastColumn="0" w:oddVBand="0" w:evenVBand="0" w:oddHBand="1" w:evenHBand="0" w:firstRowFirstColumn="0" w:firstRowLastColumn="0" w:lastRowFirstColumn="0" w:lastRowLastColumn="0"/>
               <w:rPr>
                 <w:color w:val="000000" w:themeColor="text1"/>
                 <w:sz w:val="24"/>
@@ -1987,7 +1996,7 @@
                 <w:numId w:val="9"/>
               </w:numPr>
               <w:spacing w:line="360" w:lineRule="auto"/>
-              <w:cnfStyle w:val="000000100000"/>
+              <w:cnfStyle w:val="000000100000" w:firstRow="0" w:lastRow="0" w:firstColumn="0" w:lastColumn="0" w:oddVBand="0" w:evenVBand="0" w:oddHBand="1" w:evenHBand="0" w:firstRowFirstColumn="0" w:firstRowLastColumn="0" w:lastRowFirstColumn="0" w:lastRowLastColumn="0"/>
               <w:rPr>
                 <w:color w:val="000000" w:themeColor="text1"/>
                 <w:sz w:val="24"/>
@@ -2016,7 +2025,7 @@
                 <w:numId w:val="9"/>
               </w:numPr>
               <w:spacing w:line="360" w:lineRule="auto"/>
-              <w:cnfStyle w:val="000000100000"/>
+              <w:cnfStyle w:val="000000100000" w:firstRow="0" w:lastRow="0" w:firstColumn="0" w:lastColumn="0" w:oddVBand="0" w:evenVBand="0" w:oddHBand="1" w:evenHBand="0" w:firstRowFirstColumn="0" w:firstRowLastColumn="0" w:lastRowFirstColumn="0" w:lastRowLastColumn="0"/>
               <w:rPr>
                 <w:color w:val="000000" w:themeColor="text1"/>
                 <w:sz w:val="24"/>
@@ -2040,7 +2049,7 @@
                 <w:numId w:val="9"/>
               </w:numPr>
               <w:spacing w:line="360" w:lineRule="auto"/>
-              <w:cnfStyle w:val="000000100000"/>
+              <w:cnfStyle w:val="000000100000" w:firstRow="0" w:lastRow="0" w:firstColumn="0" w:lastColumn="0" w:oddVBand="0" w:evenVBand="0" w:oddHBand="1" w:evenHBand="0" w:firstRowFirstColumn="0" w:firstRowLastColumn="0" w:lastRowFirstColumn="0" w:lastRowLastColumn="0"/>
               <w:rPr>
                 <w:color w:val="000000" w:themeColor="text1"/>
                 <w:sz w:val="24"/>
@@ -2064,7 +2073,7 @@
                 <w:numId w:val="9"/>
               </w:numPr>
               <w:spacing w:line="360" w:lineRule="auto"/>
-              <w:cnfStyle w:val="000000100000"/>
+              <w:cnfStyle w:val="000000100000" w:firstRow="0" w:lastRow="0" w:firstColumn="0" w:lastColumn="0" w:oddVBand="0" w:evenVBand="0" w:oddHBand="1" w:evenHBand="0" w:firstRowFirstColumn="0" w:firstRowLastColumn="0" w:lastRowFirstColumn="0" w:lastRowLastColumn="0"/>
               <w:rPr>
                 <w:color w:val="000000" w:themeColor="text1"/>
                 <w:sz w:val="24"/>
@@ -2088,7 +2097,7 @@
                 <w:numId w:val="9"/>
               </w:numPr>
               <w:spacing w:line="360" w:lineRule="auto"/>
-              <w:cnfStyle w:val="000000100000"/>
+              <w:cnfStyle w:val="000000100000" w:firstRow="0" w:lastRow="0" w:firstColumn="0" w:lastColumn="0" w:oddVBand="0" w:evenVBand="0" w:oddHBand="1" w:evenHBand="0" w:firstRowFirstColumn="0" w:firstRowLastColumn="0" w:lastRowFirstColumn="0" w:lastRowLastColumn="0"/>
               <w:rPr>
                 <w:color w:val="000000" w:themeColor="text1"/>
                 <w:sz w:val="24"/>
@@ -2112,7 +2121,7 @@
                 <w:numId w:val="9"/>
               </w:numPr>
               <w:spacing w:line="360" w:lineRule="auto"/>
-              <w:cnfStyle w:val="000000100000"/>
+              <w:cnfStyle w:val="000000100000" w:firstRow="0" w:lastRow="0" w:firstColumn="0" w:lastColumn="0" w:oddVBand="0" w:evenVBand="0" w:oddHBand="1" w:evenHBand="0" w:firstRowFirstColumn="0" w:firstRowLastColumn="0" w:lastRowFirstColumn="0" w:lastRowLastColumn="0"/>
               <w:rPr>
                 <w:color w:val="000000" w:themeColor="text1"/>
                 <w:sz w:val="24"/>
@@ -2161,8 +2170,8 @@
 </file>
 
 <file path=word/endnotes.xml><?xml version="1.0" encoding="utf-8"?>
-<w:endnotes xmlns:ve="http://schemas.openxmlformats.org/markup-compatibility/2006" xmlns:o="urn:schemas-microsoft-com:office:office" xmlns:r="http://schemas.openxmlformats.org/officeDocument/2006/relationships" xmlns:m="http://schemas.openxmlformats.org/officeDocument/2006/math" xmlns:v="urn:schemas-microsoft-com:vml" xmlns:wp="http://schemas.openxmlformats.org/drawingml/2006/wordprocessingDrawing" xmlns:w10="urn:schemas-microsoft-com:office:word" xmlns:w="http://schemas.openxmlformats.org/wordprocessingml/2006/main" xmlns:wne="http://schemas.microsoft.com/office/word/2006/wordml">
-  <w:endnote w:type="separator" w:id="0">
+<w:endnotes xmlns:wpc="http://schemas.microsoft.com/office/word/2010/wordprocessingCanvas" xmlns:mc="http://schemas.openxmlformats.org/markup-compatibility/2006" xmlns:o="urn:schemas-microsoft-com:office:office" xmlns:r="http://schemas.openxmlformats.org/officeDocument/2006/relationships" xmlns:m="http://schemas.openxmlformats.org/officeDocument/2006/math" xmlns:v="urn:schemas-microsoft-com:vml" xmlns:wp14="http://schemas.microsoft.com/office/word/2010/wordprocessingDrawing" xmlns:wp="http://schemas.openxmlformats.org/drawingml/2006/wordprocessingDrawing" xmlns:w10="urn:schemas-microsoft-com:office:word" xmlns:w="http://schemas.openxmlformats.org/wordprocessingml/2006/main" xmlns:w14="http://schemas.microsoft.com/office/word/2010/wordml" xmlns:w15="http://schemas.microsoft.com/office/word/2012/wordml" xmlns:wpg="http://schemas.microsoft.com/office/word/2010/wordprocessingGroup" xmlns:wpi="http://schemas.microsoft.com/office/word/2010/wordprocessingInk" xmlns:wne="http://schemas.microsoft.com/office/word/2006/wordml" xmlns:wps="http://schemas.microsoft.com/office/word/2010/wordprocessingShape" mc:Ignorable="w14 w15 wp14">
+  <w:endnote w:type="separator" w:id="-1">
     <w:p>
       <w:pPr>
         <w:spacing w:after="0" w:line="240" w:lineRule="auto"/>
@@ -2172,7 +2181,7 @@
       </w:r>
     </w:p>
   </w:endnote>
-  <w:endnote w:type="continuationSeparator" w:id="1">
+  <w:endnote w:type="continuationSeparator" w:id="0">
     <w:p>
       <w:pPr>
         <w:spacing w:after="0" w:line="240" w:lineRule="auto"/>
@@ -2186,8 +2195,8 @@
 </file>
 
 <file path=word/footnotes.xml><?xml version="1.0" encoding="utf-8"?>
-<w:footnotes xmlns:ve="http://schemas.openxmlformats.org/markup-compatibility/2006" xmlns:o="urn:schemas-microsoft-com:office:office" xmlns:r="http://schemas.openxmlformats.org/officeDocument/2006/relationships" xmlns:m="http://schemas.openxmlformats.org/officeDocument/2006/math" xmlns:v="urn:schemas-microsoft-com:vml" xmlns:wp="http://schemas.openxmlformats.org/drawingml/2006/wordprocessingDrawing" xmlns:w10="urn:schemas-microsoft-com:office:word" xmlns:w="http://schemas.openxmlformats.org/wordprocessingml/2006/main" xmlns:wne="http://schemas.microsoft.com/office/word/2006/wordml">
-  <w:footnote w:type="separator" w:id="0">
+<w:footnotes xmlns:wpc="http://schemas.microsoft.com/office/word/2010/wordprocessingCanvas" xmlns:mc="http://schemas.openxmlformats.org/markup-compatibility/2006" xmlns:o="urn:schemas-microsoft-com:office:office" xmlns:r="http://schemas.openxmlformats.org/officeDocument/2006/relationships" xmlns:m="http://schemas.openxmlformats.org/officeDocument/2006/math" xmlns:v="urn:schemas-microsoft-com:vml" xmlns:wp14="http://schemas.microsoft.com/office/word/2010/wordprocessingDrawing" xmlns:wp="http://schemas.openxmlformats.org/drawingml/2006/wordprocessingDrawing" xmlns:w10="urn:schemas-microsoft-com:office:word" xmlns:w="http://schemas.openxmlformats.org/wordprocessingml/2006/main" xmlns:w14="http://schemas.microsoft.com/office/word/2010/wordml" xmlns:w15="http://schemas.microsoft.com/office/word/2012/wordml" xmlns:wpg="http://schemas.microsoft.com/office/word/2010/wordprocessingGroup" xmlns:wpi="http://schemas.microsoft.com/office/word/2010/wordprocessingInk" xmlns:wne="http://schemas.microsoft.com/office/word/2006/wordml" xmlns:wps="http://schemas.microsoft.com/office/word/2010/wordprocessingShape" mc:Ignorable="w14 w15 wp14">
+  <w:footnote w:type="separator" w:id="-1">
     <w:p>
       <w:pPr>
         <w:spacing w:after="0" w:line="240" w:lineRule="auto"/>
@@ -2197,7 +2206,7 @@
       </w:r>
     </w:p>
   </w:footnote>
-  <w:footnote w:type="continuationSeparator" w:id="1">
+  <w:footnote w:type="continuationSeparator" w:id="0">
     <w:p>
       <w:pPr>
         <w:spacing w:after="0" w:line="240" w:lineRule="auto"/>
@@ -2211,7 +2220,7 @@
 </file>
 
 <file path=word/header1.xml><?xml version="1.0" encoding="utf-8"?>
-<w:hdr xmlns:ve="http://schemas.openxmlformats.org/markup-compatibility/2006" xmlns:o="urn:schemas-microsoft-com:office:office" xmlns:r="http://schemas.openxmlformats.org/officeDocument/2006/relationships" xmlns:m="http://schemas.openxmlformats.org/officeDocument/2006/math" xmlns:v="urn:schemas-microsoft-com:vml" xmlns:wp="http://schemas.openxmlformats.org/drawingml/2006/wordprocessingDrawing" xmlns:w10="urn:schemas-microsoft-com:office:word" xmlns:w="http://schemas.openxmlformats.org/wordprocessingml/2006/main" xmlns:wne="http://schemas.microsoft.com/office/word/2006/wordml">
+<w:hdr xmlns:wpc="http://schemas.microsoft.com/office/word/2010/wordprocessingCanvas" xmlns:mc="http://schemas.openxmlformats.org/markup-compatibility/2006" xmlns:o="urn:schemas-microsoft-com:office:office" xmlns:r="http://schemas.openxmlformats.org/officeDocument/2006/relationships" xmlns:m="http://schemas.openxmlformats.org/officeDocument/2006/math" xmlns:v="urn:schemas-microsoft-com:vml" xmlns:wp14="http://schemas.microsoft.com/office/word/2010/wordprocessingDrawing" xmlns:wp="http://schemas.openxmlformats.org/drawingml/2006/wordprocessingDrawing" xmlns:w10="urn:schemas-microsoft-com:office:word" xmlns:w="http://schemas.openxmlformats.org/wordprocessingml/2006/main" xmlns:w14="http://schemas.microsoft.com/office/word/2010/wordml" xmlns:w15="http://schemas.microsoft.com/office/word/2012/wordml" xmlns:wpg="http://schemas.microsoft.com/office/word/2010/wordprocessingGroup" xmlns:wpi="http://schemas.microsoft.com/office/word/2010/wordprocessingInk" xmlns:wne="http://schemas.microsoft.com/office/word/2006/wordml" xmlns:wps="http://schemas.microsoft.com/office/word/2010/wordprocessingShape" mc:Ignorable="w14 w15 wp14">
   <w:sdt>
     <w:sdtPr>
       <w:id w:val="4112532"/>
@@ -2220,6 +2229,7 @@
         <w:docPartUnique/>
       </w:docPartObj>
     </w:sdtPr>
+    <w:sdtEndPr/>
     <w:sdtContent>
       <w:p>
         <w:pPr>
@@ -2229,14 +2239,27 @@
         <w:r>
           <w:t xml:space="preserve">      </w:t>
         </w:r>
-        <w:fldSimple w:instr=" PAGE   \* MERGEFORMAT ">
-          <w:r>
-            <w:rPr>
-              <w:noProof/>
-            </w:rPr>
-            <w:t>3</w:t>
-          </w:r>
-        </w:fldSimple>
+        <w:r>
+          <w:fldChar w:fldCharType="begin"/>
+        </w:r>
+        <w:r>
+          <w:instrText xml:space="preserve"> PAGE   \* MERGEFORMAT </w:instrText>
+        </w:r>
+        <w:r>
+          <w:fldChar w:fldCharType="separate"/>
+        </w:r>
+        <w:r>
+          <w:rPr>
+            <w:noProof/>
+          </w:rPr>
+          <w:t>4</w:t>
+        </w:r>
+        <w:r>
+          <w:rPr>
+            <w:noProof/>
+          </w:rPr>
+          <w:fldChar w:fldCharType="end"/>
+        </w:r>
         <w:r>
           <w:t xml:space="preserve"> </w:t>
         </w:r>
@@ -2255,7 +2278,7 @@
 </file>
 
 <file path=word/numbering.xml><?xml version="1.0" encoding="utf-8"?>
-<w:numbering xmlns:ve="http://schemas.openxmlformats.org/markup-compatibility/2006" xmlns:o="urn:schemas-microsoft-com:office:office" xmlns:r="http://schemas.openxmlformats.org/officeDocument/2006/relationships" xmlns:m="http://schemas.openxmlformats.org/officeDocument/2006/math" xmlns:v="urn:schemas-microsoft-com:vml" xmlns:wp="http://schemas.openxmlformats.org/drawingml/2006/wordprocessingDrawing" xmlns:w10="urn:schemas-microsoft-com:office:word" xmlns:w="http://schemas.openxmlformats.org/wordprocessingml/2006/main" xmlns:wne="http://schemas.microsoft.com/office/word/2006/wordml">
+<w:numbering xmlns:wpc="http://schemas.microsoft.com/office/word/2010/wordprocessingCanvas" xmlns:mc="http://schemas.openxmlformats.org/markup-compatibility/2006" xmlns:o="urn:schemas-microsoft-com:office:office" xmlns:r="http://schemas.openxmlformats.org/officeDocument/2006/relationships" xmlns:m="http://schemas.openxmlformats.org/officeDocument/2006/math" xmlns:v="urn:schemas-microsoft-com:vml" xmlns:wp14="http://schemas.microsoft.com/office/word/2010/wordprocessingDrawing" xmlns:wp="http://schemas.openxmlformats.org/drawingml/2006/wordprocessingDrawing" xmlns:w10="urn:schemas-microsoft-com:office:word" xmlns:w="http://schemas.openxmlformats.org/wordprocessingml/2006/main" xmlns:w14="http://schemas.microsoft.com/office/word/2010/wordml" xmlns:w15="http://schemas.microsoft.com/office/word/2012/wordml" xmlns:wpg="http://schemas.microsoft.com/office/word/2010/wordprocessingGroup" xmlns:wpi="http://schemas.microsoft.com/office/word/2010/wordprocessingInk" xmlns:wne="http://schemas.microsoft.com/office/word/2006/wordml" xmlns:wps="http://schemas.microsoft.com/office/word/2010/wordprocessingShape" mc:Ignorable="w14 w15 wp14">
   <w:abstractNum w:abstractNumId="0">
     <w:nsid w:val="00FA2E00"/>
     <w:multiLevelType w:val="hybridMultilevel"/>
@@ -3351,7 +3374,7 @@
 </file>
 
 <file path=word/styles.xml><?xml version="1.0" encoding="utf-8"?>
-<w:styles xmlns:r="http://schemas.openxmlformats.org/officeDocument/2006/relationships" xmlns:w="http://schemas.openxmlformats.org/wordprocessingml/2006/main">
+<w:styles xmlns:mc="http://schemas.openxmlformats.org/markup-compatibility/2006" xmlns:r="http://schemas.openxmlformats.org/officeDocument/2006/relationships" xmlns:w="http://schemas.openxmlformats.org/wordprocessingml/2006/main" xmlns:w14="http://schemas.microsoft.com/office/word/2010/wordml" xmlns:w15="http://schemas.microsoft.com/office/word/2012/wordml" mc:Ignorable="w14 w15">
   <w:docDefaults>
     <w:rPrDefault>
       <w:rPr>
@@ -3367,144 +3390,378 @@
       </w:pPr>
     </w:pPrDefault>
   </w:docDefaults>
-  <w:latentStyles w:defLockedState="0" w:defUIPriority="99" w:defSemiHidden="1" w:defUnhideWhenUsed="1" w:defQFormat="0" w:count="267">
-    <w:lsdException w:name="Normal" w:semiHidden="0" w:uiPriority="0" w:unhideWhenUsed="0" w:qFormat="1"/>
-    <w:lsdException w:name="heading 1" w:semiHidden="0" w:uiPriority="9" w:unhideWhenUsed="0" w:qFormat="1"/>
-    <w:lsdException w:name="heading 2" w:uiPriority="9" w:qFormat="1"/>
-    <w:lsdException w:name="heading 3" w:uiPriority="9" w:qFormat="1"/>
-    <w:lsdException w:name="heading 4" w:uiPriority="9" w:qFormat="1"/>
-    <w:lsdException w:name="heading 5" w:uiPriority="9" w:qFormat="1"/>
-    <w:lsdException w:name="heading 6" w:uiPriority="9" w:qFormat="1"/>
-    <w:lsdException w:name="heading 7" w:uiPriority="9" w:qFormat="1"/>
-    <w:lsdException w:name="heading 8" w:uiPriority="9" w:qFormat="1"/>
-    <w:lsdException w:name="heading 9" w:uiPriority="9" w:qFormat="1"/>
-    <w:lsdException w:name="toc 1" w:uiPriority="39"/>
-    <w:lsdException w:name="toc 2" w:uiPriority="39"/>
-    <w:lsdException w:name="toc 3" w:uiPriority="39"/>
-    <w:lsdException w:name="toc 4" w:uiPriority="39"/>
-    <w:lsdException w:name="toc 5" w:uiPriority="39"/>
-    <w:lsdException w:name="toc 6" w:uiPriority="39"/>
-    <w:lsdException w:name="toc 7" w:uiPriority="39"/>
-    <w:lsdException w:name="toc 8" w:uiPriority="39"/>
-    <w:lsdException w:name="toc 9" w:uiPriority="39"/>
-    <w:lsdException w:name="caption" w:uiPriority="35" w:qFormat="1"/>
-    <w:lsdException w:name="Title" w:semiHidden="0" w:uiPriority="10" w:unhideWhenUsed="0" w:qFormat="1"/>
-    <w:lsdException w:name="Default Paragraph Font" w:uiPriority="1"/>
-    <w:lsdException w:name="Subtitle" w:semiHidden="0" w:uiPriority="11" w:unhideWhenUsed="0" w:qFormat="1"/>
-    <w:lsdException w:name="Strong" w:semiHidden="0" w:uiPriority="22" w:unhideWhenUsed="0" w:qFormat="1"/>
-    <w:lsdException w:name="Emphasis" w:semiHidden="0" w:uiPriority="20" w:unhideWhenUsed="0" w:qFormat="1"/>
-    <w:lsdException w:name="Table Grid" w:semiHidden="0" w:uiPriority="59" w:unhideWhenUsed="0"/>
-    <w:lsdException w:name="Placeholder Text" w:unhideWhenUsed="0"/>
-    <w:lsdException w:name="No Spacing" w:semiHidden="0" w:uiPriority="1" w:unhideWhenUsed="0" w:qFormat="1"/>
-    <w:lsdException w:name="Light Shading" w:semiHidden="0" w:uiPriority="60" w:unhideWhenUsed="0"/>
-    <w:lsdException w:name="Light List" w:semiHidden="0" w:uiPriority="61" w:unhideWhenUsed="0"/>
-    <w:lsdException w:name="Light Grid" w:semiHidden="0" w:uiPriority="62" w:unhideWhenUsed="0"/>
-    <w:lsdException w:name="Medium Shading 1" w:semiHidden="0" w:uiPriority="63" w:unhideWhenUsed="0"/>
-    <w:lsdException w:name="Medium Shading 2" w:semiHidden="0" w:uiPriority="64" w:unhideWhenUsed="0"/>
-    <w:lsdException w:name="Medium List 1" w:semiHidden="0" w:uiPriority="65" w:unhideWhenUsed="0"/>
-    <w:lsdException w:name="Medium List 2" w:semiHidden="0" w:uiPriority="66" w:unhideWhenUsed="0"/>
-    <w:lsdException w:name="Medium Grid 1" w:semiHidden="0" w:uiPriority="67" w:unhideWhenUsed="0"/>
-    <w:lsdException w:name="Medium Grid 2" w:semiHidden="0" w:uiPriority="68" w:unhideWhenUsed="0"/>
-    <w:lsdException w:name="Medium Grid 3" w:semiHidden="0" w:uiPriority="69" w:unhideWhenUsed="0"/>
-    <w:lsdException w:name="Dark List" w:semiHidden="0" w:uiPriority="70" w:unhideWhenUsed="0"/>
-    <w:lsdException w:name="Colorful Shading" w:semiHidden="0" w:uiPriority="71" w:unhideWhenUsed="0"/>
-    <w:lsdException w:name="Colorful List" w:semiHidden="0" w:uiPriority="72" w:unhideWhenUsed="0"/>
-    <w:lsdException w:name="Colorful Grid" w:semiHidden="0" w:uiPriority="73" w:unhideWhenUsed="0"/>
-    <w:lsdException w:name="Light Shading Accent 1" w:semiHidden="0" w:uiPriority="60" w:unhideWhenUsed="0"/>
-    <w:lsdException w:name="Light List Accent 1" w:semiHidden="0" w:uiPriority="61" w:unhideWhenUsed="0"/>
-    <w:lsdException w:name="Light Grid Accent 1" w:semiHidden="0" w:uiPriority="62" w:unhideWhenUsed="0"/>
-    <w:lsdException w:name="Medium Shading 1 Accent 1" w:semiHidden="0" w:uiPriority="63" w:unhideWhenUsed="0"/>
-    <w:lsdException w:name="Medium Shading 2 Accent 1" w:semiHidden="0" w:uiPriority="64" w:unhideWhenUsed="0"/>
-    <w:lsdException w:name="Medium List 1 Accent 1" w:semiHidden="0" w:uiPriority="65" w:unhideWhenUsed="0"/>
-    <w:lsdException w:name="Revision" w:unhideWhenUsed="0"/>
-    <w:lsdException w:name="List Paragraph" w:semiHidden="0" w:uiPriority="34" w:unhideWhenUsed="0" w:qFormat="1"/>
-    <w:lsdException w:name="Quote" w:semiHidden="0" w:uiPriority="29" w:unhideWhenUsed="0" w:qFormat="1"/>
-    <w:lsdException w:name="Intense Quote" w:semiHidden="0" w:uiPriority="30" w:unhideWhenUsed="0" w:qFormat="1"/>
-    <w:lsdException w:name="Medium List 2 Accent 1" w:semiHidden="0" w:uiPriority="66" w:unhideWhenUsed="0"/>
-    <w:lsdException w:name="Medium Grid 1 Accent 1" w:semiHidden="0" w:uiPriority="67" w:unhideWhenUsed="0"/>
-    <w:lsdException w:name="Medium Grid 2 Accent 1" w:semiHidden="0" w:uiPriority="68" w:unhideWhenUsed="0"/>
-    <w:lsdException w:name="Medium Grid 3 Accent 1" w:semiHidden="0" w:uiPriority="69" w:unhideWhenUsed="0"/>
-    <w:lsdException w:name="Dark List Accent 1" w:semiHidden="0" w:uiPriority="70" w:unhideWhenUsed="0"/>
-    <w:lsdException w:name="Colorful Shading Accent 1" w:semiHidden="0" w:uiPriority="71" w:unhideWhenUsed="0"/>
-    <w:lsdException w:name="Colorful List Accent 1" w:semiHidden="0" w:uiPriority="72" w:unhideWhenUsed="0"/>
-    <w:lsdException w:name="Colorful Grid Accent 1" w:semiHidden="0" w:uiPriority="73" w:unhideWhenUsed="0"/>
-    <w:lsdException w:name="Light Shading Accent 2" w:semiHidden="0" w:uiPriority="60" w:unhideWhenUsed="0"/>
-    <w:lsdException w:name="Light List Accent 2" w:semiHidden="0" w:uiPriority="61" w:unhideWhenUsed="0"/>
-    <w:lsdException w:name="Light Grid Accent 2" w:semiHidden="0" w:uiPriority="62" w:unhideWhenUsed="0"/>
-    <w:lsdException w:name="Medium Shading 1 Accent 2" w:semiHidden="0" w:uiPriority="63" w:unhideWhenUsed="0"/>
-    <w:lsdException w:name="Medium Shading 2 Accent 2" w:semiHidden="0" w:uiPriority="64" w:unhideWhenUsed="0"/>
-    <w:lsdException w:name="Medium List 1 Accent 2" w:semiHidden="0" w:uiPriority="65" w:unhideWhenUsed="0"/>
-    <w:lsdException w:name="Medium List 2 Accent 2" w:semiHidden="0" w:uiPriority="66" w:unhideWhenUsed="0"/>
-    <w:lsdException w:name="Medium Grid 1 Accent 2" w:semiHidden="0" w:uiPriority="67" w:unhideWhenUsed="0"/>
-    <w:lsdException w:name="Medium Grid 2 Accent 2" w:semiHidden="0" w:uiPriority="68" w:unhideWhenUsed="0"/>
-    <w:lsdException w:name="Medium Grid 3 Accent 2" w:semiHidden="0" w:uiPriority="69" w:unhideWhenUsed="0"/>
-    <w:lsdException w:name="Dark List Accent 2" w:semiHidden="0" w:uiPriority="70" w:unhideWhenUsed="0"/>
-    <w:lsdException w:name="Colorful Shading Accent 2" w:semiHidden="0" w:uiPriority="71" w:unhideWhenUsed="0"/>
-    <w:lsdException w:name="Colorful List Accent 2" w:semiHidden="0" w:uiPriority="72" w:unhideWhenUsed="0"/>
-    <w:lsdException w:name="Colorful Grid Accent 2" w:semiHidden="0" w:uiPriority="73" w:unhideWhenUsed="0"/>
-    <w:lsdException w:name="Light Shading Accent 3" w:semiHidden="0" w:uiPriority="60" w:unhideWhenUsed="0"/>
-    <w:lsdException w:name="Light List Accent 3" w:semiHidden="0" w:uiPriority="61" w:unhideWhenUsed="0"/>
-    <w:lsdException w:name="Light Grid Accent 3" w:semiHidden="0" w:uiPriority="62" w:unhideWhenUsed="0"/>
-    <w:lsdException w:name="Medium Shading 1 Accent 3" w:semiHidden="0" w:uiPriority="63" w:unhideWhenUsed="0"/>
-    <w:lsdException w:name="Medium Shading 2 Accent 3" w:semiHidden="0" w:uiPriority="64" w:unhideWhenUsed="0"/>
-    <w:lsdException w:name="Medium List 1 Accent 3" w:semiHidden="0" w:uiPriority="65" w:unhideWhenUsed="0"/>
-    <w:lsdException w:name="Medium List 2 Accent 3" w:semiHidden="0" w:uiPriority="66" w:unhideWhenUsed="0"/>
-    <w:lsdException w:name="Medium Grid 1 Accent 3" w:semiHidden="0" w:uiPriority="67" w:unhideWhenUsed="0"/>
-    <w:lsdException w:name="Medium Grid 2 Accent 3" w:semiHidden="0" w:uiPriority="68" w:unhideWhenUsed="0"/>
-    <w:lsdException w:name="Medium Grid 3 Accent 3" w:semiHidden="0" w:uiPriority="69" w:unhideWhenUsed="0"/>
-    <w:lsdException w:name="Dark List Accent 3" w:semiHidden="0" w:uiPriority="70" w:unhideWhenUsed="0"/>
-    <w:lsdException w:name="Colorful Shading Accent 3" w:semiHidden="0" w:uiPriority="71" w:unhideWhenUsed="0"/>
-    <w:lsdException w:name="Colorful List Accent 3" w:semiHidden="0" w:uiPriority="72" w:unhideWhenUsed="0"/>
-    <w:lsdException w:name="Colorful Grid Accent 3" w:semiHidden="0" w:uiPriority="73" w:unhideWhenUsed="0"/>
-    <w:lsdException w:name="Light Shading Accent 4" w:semiHidden="0" w:uiPriority="60" w:unhideWhenUsed="0"/>
-    <w:lsdException w:name="Light List Accent 4" w:semiHidden="0" w:uiPriority="61" w:unhideWhenUsed="0"/>
-    <w:lsdException w:name="Light Grid Accent 4" w:semiHidden="0" w:uiPriority="62" w:unhideWhenUsed="0"/>
-    <w:lsdException w:name="Medium Shading 1 Accent 4" w:semiHidden="0" w:uiPriority="63" w:unhideWhenUsed="0"/>
-    <w:lsdException w:name="Medium Shading 2 Accent 4" w:semiHidden="0" w:uiPriority="64" w:unhideWhenUsed="0"/>
-    <w:lsdException w:name="Medium List 1 Accent 4" w:semiHidden="0" w:uiPriority="65" w:unhideWhenUsed="0"/>
-    <w:lsdException w:name="Medium List 2 Accent 4" w:semiHidden="0" w:uiPriority="66" w:unhideWhenUsed="0"/>
-    <w:lsdException w:name="Medium Grid 1 Accent 4" w:semiHidden="0" w:uiPriority="67" w:unhideWhenUsed="0"/>
-    <w:lsdException w:name="Medium Grid 2 Accent 4" w:semiHidden="0" w:uiPriority="68" w:unhideWhenUsed="0"/>
-    <w:lsdException w:name="Medium Grid 3 Accent 4" w:semiHidden="0" w:uiPriority="69" w:unhideWhenUsed="0"/>
-    <w:lsdException w:name="Dark List Accent 4" w:semiHidden="0" w:uiPriority="70" w:unhideWhenUsed="0"/>
-    <w:lsdException w:name="Colorful Shading Accent 4" w:semiHidden="0" w:uiPriority="71" w:unhideWhenUsed="0"/>
-    <w:lsdException w:name="Colorful List Accent 4" w:semiHidden="0" w:uiPriority="72" w:unhideWhenUsed="0"/>
-    <w:lsdException w:name="Colorful Grid Accent 4" w:semiHidden="0" w:uiPriority="73" w:unhideWhenUsed="0"/>
-    <w:lsdException w:name="Light Shading Accent 5" w:semiHidden="0" w:uiPriority="60" w:unhideWhenUsed="0"/>
-    <w:lsdException w:name="Light List Accent 5" w:semiHidden="0" w:uiPriority="61" w:unhideWhenUsed="0"/>
-    <w:lsdException w:name="Light Grid Accent 5" w:semiHidden="0" w:uiPriority="62" w:unhideWhenUsed="0"/>
-    <w:lsdException w:name="Medium Shading 1 Accent 5" w:semiHidden="0" w:uiPriority="63" w:unhideWhenUsed="0"/>
-    <w:lsdException w:name="Medium Shading 2 Accent 5" w:semiHidden="0" w:uiPriority="64" w:unhideWhenUsed="0"/>
-    <w:lsdException w:name="Medium List 1 Accent 5" w:semiHidden="0" w:uiPriority="65" w:unhideWhenUsed="0"/>
-    <w:lsdException w:name="Medium List 2 Accent 5" w:semiHidden="0" w:uiPriority="66" w:unhideWhenUsed="0"/>
-    <w:lsdException w:name="Medium Grid 1 Accent 5" w:semiHidden="0" w:uiPriority="67" w:unhideWhenUsed="0"/>
-    <w:lsdException w:name="Medium Grid 2 Accent 5" w:semiHidden="0" w:uiPriority="68" w:unhideWhenUsed="0"/>
-    <w:lsdException w:name="Medium Grid 3 Accent 5" w:semiHidden="0" w:uiPriority="69" w:unhideWhenUsed="0"/>
-    <w:lsdException w:name="Dark List Accent 5" w:semiHidden="0" w:uiPriority="70" w:unhideWhenUsed="0"/>
-    <w:lsdException w:name="Colorful Shading Accent 5" w:semiHidden="0" w:uiPriority="71" w:unhideWhenUsed="0"/>
-    <w:lsdException w:name="Colorful List Accent 5" w:semiHidden="0" w:uiPriority="72" w:unhideWhenUsed="0"/>
-    <w:lsdException w:name="Colorful Grid Accent 5" w:semiHidden="0" w:uiPriority="73" w:unhideWhenUsed="0"/>
-    <w:lsdException w:name="Light Shading Accent 6" w:semiHidden="0" w:uiPriority="60" w:unhideWhenUsed="0"/>
-    <w:lsdException w:name="Light List Accent 6" w:semiHidden="0" w:uiPriority="61" w:unhideWhenUsed="0"/>
-    <w:lsdException w:name="Light Grid Accent 6" w:semiHidden="0" w:uiPriority="62" w:unhideWhenUsed="0"/>
-    <w:lsdException w:name="Medium Shading 1 Accent 6" w:semiHidden="0" w:uiPriority="63" w:unhideWhenUsed="0"/>
-    <w:lsdException w:name="Medium Shading 2 Accent 6" w:semiHidden="0" w:uiPriority="64" w:unhideWhenUsed="0"/>
-    <w:lsdException w:name="Medium List 1 Accent 6" w:semiHidden="0" w:uiPriority="65" w:unhideWhenUsed="0"/>
-    <w:lsdException w:name="Medium List 2 Accent 6" w:semiHidden="0" w:uiPriority="66" w:unhideWhenUsed="0"/>
-    <w:lsdException w:name="Medium Grid 1 Accent 6" w:semiHidden="0" w:uiPriority="67" w:unhideWhenUsed="0"/>
-    <w:lsdException w:name="Medium Grid 2 Accent 6" w:semiHidden="0" w:uiPriority="68" w:unhideWhenUsed="0"/>
-    <w:lsdException w:name="Medium Grid 3 Accent 6" w:semiHidden="0" w:uiPriority="69" w:unhideWhenUsed="0"/>
-    <w:lsdException w:name="Dark List Accent 6" w:semiHidden="0" w:uiPriority="70" w:unhideWhenUsed="0"/>
-    <w:lsdException w:name="Colorful Shading Accent 6" w:semiHidden="0" w:uiPriority="71" w:unhideWhenUsed="0"/>
-    <w:lsdException w:name="Colorful List Accent 6" w:semiHidden="0" w:uiPriority="72" w:unhideWhenUsed="0"/>
-    <w:lsdException w:name="Colorful Grid Accent 6" w:semiHidden="0" w:uiPriority="73" w:unhideWhenUsed="0"/>
-    <w:lsdException w:name="Subtle Emphasis" w:semiHidden="0" w:uiPriority="19" w:unhideWhenUsed="0" w:qFormat="1"/>
-    <w:lsdException w:name="Intense Emphasis" w:semiHidden="0" w:uiPriority="21" w:unhideWhenUsed="0" w:qFormat="1"/>
-    <w:lsdException w:name="Subtle Reference" w:semiHidden="0" w:uiPriority="31" w:unhideWhenUsed="0" w:qFormat="1"/>
-    <w:lsdException w:name="Intense Reference" w:semiHidden="0" w:uiPriority="32" w:unhideWhenUsed="0" w:qFormat="1"/>
-    <w:lsdException w:name="Book Title" w:semiHidden="0" w:uiPriority="33" w:unhideWhenUsed="0" w:qFormat="1"/>
-    <w:lsdException w:name="Bibliography" w:uiPriority="37"/>
-    <w:lsdException w:name="TOC Heading" w:uiPriority="39" w:qFormat="1"/>
+  <w:latentStyles w:defLockedState="0" w:defUIPriority="99" w:defSemiHidden="0" w:defUnhideWhenUsed="0" w:defQFormat="0" w:count="371">
+    <w:lsdException w:name="Normal" w:uiPriority="0" w:qFormat="1"/>
+    <w:lsdException w:name="heading 1" w:uiPriority="9" w:qFormat="1"/>
+    <w:lsdException w:name="heading 2" w:semiHidden="1" w:uiPriority="9" w:unhideWhenUsed="1" w:qFormat="1"/>
+    <w:lsdException w:name="heading 3" w:semiHidden="1" w:uiPriority="9" w:unhideWhenUsed="1" w:qFormat="1"/>
+    <w:lsdException w:name="heading 4" w:semiHidden="1" w:uiPriority="9" w:unhideWhenUsed="1" w:qFormat="1"/>
+    <w:lsdException w:name="heading 5" w:semiHidden="1" w:uiPriority="9" w:unhideWhenUsed="1" w:qFormat="1"/>
+    <w:lsdException w:name="heading 6" w:semiHidden="1" w:uiPriority="9" w:unhideWhenUsed="1" w:qFormat="1"/>
+    <w:lsdException w:name="heading 7" w:semiHidden="1" w:uiPriority="9" w:unhideWhenUsed="1" w:qFormat="1"/>
+    <w:lsdException w:name="heading 8" w:semiHidden="1" w:uiPriority="9" w:unhideWhenUsed="1" w:qFormat="1"/>
+    <w:lsdException w:name="heading 9" w:semiHidden="1" w:uiPriority="9" w:unhideWhenUsed="1" w:qFormat="1"/>
+    <w:lsdException w:name="index 1" w:semiHidden="1" w:unhideWhenUsed="1"/>
+    <w:lsdException w:name="index 2" w:semiHidden="1" w:unhideWhenUsed="1"/>
+    <w:lsdException w:name="index 3" w:semiHidden="1" w:unhideWhenUsed="1"/>
+    <w:lsdException w:name="index 4" w:semiHidden="1" w:unhideWhenUsed="1"/>
+    <w:lsdException w:name="index 5" w:semiHidden="1" w:unhideWhenUsed="1"/>
+    <w:lsdException w:name="index 6" w:semiHidden="1" w:unhideWhenUsed="1"/>
+    <w:lsdException w:name="index 7" w:semiHidden="1" w:unhideWhenUsed="1"/>
+    <w:lsdException w:name="index 8" w:semiHidden="1" w:unhideWhenUsed="1"/>
+    <w:lsdException w:name="index 9" w:semiHidden="1" w:unhideWhenUsed="1"/>
+    <w:lsdException w:name="toc 1" w:semiHidden="1" w:uiPriority="39" w:unhideWhenUsed="1"/>
+    <w:lsdException w:name="toc 2" w:semiHidden="1" w:uiPriority="39" w:unhideWhenUsed="1"/>
+    <w:lsdException w:name="toc 3" w:semiHidden="1" w:uiPriority="39" w:unhideWhenUsed="1"/>
+    <w:lsdException w:name="toc 4" w:semiHidden="1" w:uiPriority="39" w:unhideWhenUsed="1"/>
+    <w:lsdException w:name="toc 5" w:semiHidden="1" w:uiPriority="39" w:unhideWhenUsed="1"/>
+    <w:lsdException w:name="toc 6" w:semiHidden="1" w:uiPriority="39" w:unhideWhenUsed="1"/>
+    <w:lsdException w:name="toc 7" w:semiHidden="1" w:uiPriority="39" w:unhideWhenUsed="1"/>
+    <w:lsdException w:name="toc 8" w:semiHidden="1" w:uiPriority="39" w:unhideWhenUsed="1"/>
+    <w:lsdException w:name="toc 9" w:semiHidden="1" w:uiPriority="39" w:unhideWhenUsed="1"/>
+    <w:lsdException w:name="Normal Indent" w:semiHidden="1" w:unhideWhenUsed="1"/>
+    <w:lsdException w:name="footnote text" w:semiHidden="1" w:unhideWhenUsed="1"/>
+    <w:lsdException w:name="annotation text" w:semiHidden="1" w:unhideWhenUsed="1"/>
+    <w:lsdException w:name="header" w:semiHidden="1" w:unhideWhenUsed="1"/>
+    <w:lsdException w:name="footer" w:semiHidden="1" w:unhideWhenUsed="1"/>
+    <w:lsdException w:name="index heading" w:semiHidden="1" w:unhideWhenUsed="1"/>
+    <w:lsdException w:name="caption" w:semiHidden="1" w:uiPriority="35" w:unhideWhenUsed="1" w:qFormat="1"/>
+    <w:lsdException w:name="table of figures" w:semiHidden="1" w:unhideWhenUsed="1"/>
+    <w:lsdException w:name="envelope address" w:semiHidden="1" w:unhideWhenUsed="1"/>
+    <w:lsdException w:name="envelope return" w:semiHidden="1" w:unhideWhenUsed="1"/>
+    <w:lsdException w:name="footnote reference" w:semiHidden="1" w:unhideWhenUsed="1"/>
+    <w:lsdException w:name="annotation reference" w:semiHidden="1" w:unhideWhenUsed="1"/>
+    <w:lsdException w:name="line number" w:semiHidden="1" w:unhideWhenUsed="1"/>
+    <w:lsdException w:name="page number" w:semiHidden="1" w:unhideWhenUsed="1"/>
+    <w:lsdException w:name="endnote reference" w:semiHidden="1" w:unhideWhenUsed="1"/>
+    <w:lsdException w:name="endnote text" w:semiHidden="1" w:unhideWhenUsed="1"/>
+    <w:lsdException w:name="table of authorities" w:semiHidden="1" w:unhideWhenUsed="1"/>
+    <w:lsdException w:name="macro" w:semiHidden="1" w:unhideWhenUsed="1"/>
+    <w:lsdException w:name="toa heading" w:semiHidden="1" w:unhideWhenUsed="1"/>
+    <w:lsdException w:name="List" w:semiHidden="1" w:unhideWhenUsed="1"/>
+    <w:lsdException w:name="List Bullet" w:semiHidden="1" w:unhideWhenUsed="1"/>
+    <w:lsdException w:name="List Number" w:semiHidden="1" w:unhideWhenUsed="1"/>
+    <w:lsdException w:name="List 2" w:semiHidden="1" w:unhideWhenUsed="1"/>
+    <w:lsdException w:name="List 3" w:semiHidden="1" w:unhideWhenUsed="1"/>
+    <w:lsdException w:name="List 4" w:semiHidden="1" w:unhideWhenUsed="1"/>
+    <w:lsdException w:name="List 5" w:semiHidden="1" w:unhideWhenUsed="1"/>
+    <w:lsdException w:name="List Bullet 2" w:semiHidden="1" w:unhideWhenUsed="1"/>
+    <w:lsdException w:name="List Bullet 3" w:semiHidden="1" w:unhideWhenUsed="1"/>
+    <w:lsdException w:name="List Bullet 4" w:semiHidden="1" w:unhideWhenUsed="1"/>
+    <w:lsdException w:name="List Bullet 5" w:semiHidden="1" w:unhideWhenUsed="1"/>
+    <w:lsdException w:name="List Number 2" w:semiHidden="1" w:unhideWhenUsed="1"/>
+    <w:lsdException w:name="List Number 3" w:semiHidden="1" w:unhideWhenUsed="1"/>
+    <w:lsdException w:name="List Number 4" w:semiHidden="1" w:unhideWhenUsed="1"/>
+    <w:lsdException w:name="List Number 5" w:semiHidden="1" w:unhideWhenUsed="1"/>
+    <w:lsdException w:name="Title" w:uiPriority="10" w:qFormat="1"/>
+    <w:lsdException w:name="Closing" w:semiHidden="1" w:unhideWhenUsed="1"/>
+    <w:lsdException w:name="Signature" w:semiHidden="1" w:unhideWhenUsed="1"/>
+    <w:lsdException w:name="Default Paragraph Font" w:semiHidden="1" w:uiPriority="1" w:unhideWhenUsed="1"/>
+    <w:lsdException w:name="Body Text" w:semiHidden="1" w:unhideWhenUsed="1"/>
+    <w:lsdException w:name="Body Text Indent" w:semiHidden="1" w:unhideWhenUsed="1"/>
+    <w:lsdException w:name="List Continue" w:semiHidden="1" w:unhideWhenUsed="1"/>
+    <w:lsdException w:name="List Continue 2" w:semiHidden="1" w:unhideWhenUsed="1"/>
+    <w:lsdException w:name="List Continue 3" w:semiHidden="1" w:unhideWhenUsed="1"/>
+    <w:lsdException w:name="List Continue 4" w:semiHidden="1" w:unhideWhenUsed="1"/>
+    <w:lsdException w:name="List Continue 5" w:semiHidden="1" w:unhideWhenUsed="1"/>
+    <w:lsdException w:name="Message Header" w:semiHidden="1" w:unhideWhenUsed="1"/>
+    <w:lsdException w:name="Subtitle" w:uiPriority="11" w:qFormat="1"/>
+    <w:lsdException w:name="Salutation" w:semiHidden="1" w:unhideWhenUsed="1"/>
+    <w:lsdException w:name="Date" w:semiHidden="1" w:unhideWhenUsed="1"/>
+    <w:lsdException w:name="Body Text First Indent" w:semiHidden="1" w:unhideWhenUsed="1"/>
+    <w:lsdException w:name="Body Text First Indent 2" w:semiHidden="1" w:unhideWhenUsed="1"/>
+    <w:lsdException w:name="Note Heading" w:semiHidden="1" w:unhideWhenUsed="1"/>
+    <w:lsdException w:name="Body Text 2" w:semiHidden="1" w:unhideWhenUsed="1"/>
+    <w:lsdException w:name="Body Text 3" w:semiHidden="1" w:unhideWhenUsed="1"/>
+    <w:lsdException w:name="Body Text Indent 2" w:semiHidden="1" w:unhideWhenUsed="1"/>
+    <w:lsdException w:name="Body Text Indent 3" w:semiHidden="1" w:unhideWhenUsed="1"/>
+    <w:lsdException w:name="Block Text" w:semiHidden="1" w:unhideWhenUsed="1"/>
+    <w:lsdException w:name="Hyperlink" w:semiHidden="1" w:unhideWhenUsed="1"/>
+    <w:lsdException w:name="FollowedHyperlink" w:semiHidden="1" w:unhideWhenUsed="1"/>
+    <w:lsdException w:name="Strong" w:uiPriority="22" w:qFormat="1"/>
+    <w:lsdException w:name="Emphasis" w:uiPriority="20" w:qFormat="1"/>
+    <w:lsdException w:name="Document Map" w:semiHidden="1" w:unhideWhenUsed="1"/>
+    <w:lsdException w:name="Plain Text" w:semiHidden="1" w:unhideWhenUsed="1"/>
+    <w:lsdException w:name="E-mail Signature" w:semiHidden="1" w:unhideWhenUsed="1"/>
+    <w:lsdException w:name="HTML Top of Form" w:semiHidden="1" w:unhideWhenUsed="1"/>
+    <w:lsdException w:name="HTML Bottom of Form" w:semiHidden="1" w:unhideWhenUsed="1"/>
+    <w:lsdException w:name="Normal (Web)" w:semiHidden="1" w:unhideWhenUsed="1"/>
+    <w:lsdException w:name="HTML Acronym" w:semiHidden="1" w:unhideWhenUsed="1"/>
+    <w:lsdException w:name="HTML Address" w:semiHidden="1" w:unhideWhenUsed="1"/>
+    <w:lsdException w:name="HTML Cite" w:semiHidden="1" w:unhideWhenUsed="1"/>
+    <w:lsdException w:name="HTML Code" w:semiHidden="1" w:unhideWhenUsed="1"/>
+    <w:lsdException w:name="HTML Definition" w:semiHidden="1" w:unhideWhenUsed="1"/>
+    <w:lsdException w:name="HTML Keyboard" w:semiHidden="1" w:unhideWhenUsed="1"/>
+    <w:lsdException w:name="HTML Preformatted" w:semiHidden="1" w:unhideWhenUsed="1"/>
+    <w:lsdException w:name="HTML Sample" w:semiHidden="1" w:unhideWhenUsed="1"/>
+    <w:lsdException w:name="HTML Typewriter" w:semiHidden="1" w:unhideWhenUsed="1"/>
+    <w:lsdException w:name="HTML Variable" w:semiHidden="1" w:unhideWhenUsed="1"/>
+    <w:lsdException w:name="Normal Table" w:semiHidden="1" w:unhideWhenUsed="1"/>
+    <w:lsdException w:name="annotation subject" w:semiHidden="1" w:unhideWhenUsed="1"/>
+    <w:lsdException w:name="No List" w:semiHidden="1" w:unhideWhenUsed="1"/>
+    <w:lsdException w:name="Outline List 1" w:semiHidden="1" w:unhideWhenUsed="1"/>
+    <w:lsdException w:name="Outline List 2" w:semiHidden="1" w:unhideWhenUsed="1"/>
+    <w:lsdException w:name="Outline List 3" w:semiHidden="1" w:unhideWhenUsed="1"/>
+    <w:lsdException w:name="Table Simple 1" w:semiHidden="1" w:unhideWhenUsed="1"/>
+    <w:lsdException w:name="Table Simple 2" w:semiHidden="1" w:unhideWhenUsed="1"/>
+    <w:lsdException w:name="Table Simple 3" w:semiHidden="1" w:unhideWhenUsed="1"/>
+    <w:lsdException w:name="Table Classic 1" w:semiHidden="1" w:unhideWhenUsed="1"/>
+    <w:lsdException w:name="Table Classic 2" w:semiHidden="1" w:unhideWhenUsed="1"/>
+    <w:lsdException w:name="Table Classic 3" w:semiHidden="1" w:unhideWhenUsed="1"/>
+    <w:lsdException w:name="Table Classic 4" w:semiHidden="1" w:unhideWhenUsed="1"/>
+    <w:lsdException w:name="Table Colorful 1" w:semiHidden="1" w:unhideWhenUsed="1"/>
+    <w:lsdException w:name="Table Colorful 2" w:semiHidden="1" w:unhideWhenUsed="1"/>
+    <w:lsdException w:name="Table Colorful 3" w:semiHidden="1" w:unhideWhenUsed="1"/>
+    <w:lsdException w:name="Table Columns 1" w:semiHidden="1" w:unhideWhenUsed="1"/>
+    <w:lsdException w:name="Table Columns 2" w:semiHidden="1" w:unhideWhenUsed="1"/>
+    <w:lsdException w:name="Table Columns 3" w:semiHidden="1" w:unhideWhenUsed="1"/>
+    <w:lsdException w:name="Table Columns 4" w:semiHidden="1" w:unhideWhenUsed="1"/>
+    <w:lsdException w:name="Table Columns 5" w:semiHidden="1" w:unhideWhenUsed="1"/>
+    <w:lsdException w:name="Table Grid 1" w:semiHidden="1" w:unhideWhenUsed="1"/>
+    <w:lsdException w:name="Table Grid 2" w:semiHidden="1" w:unhideWhenUsed="1"/>
+    <w:lsdException w:name="Table Grid 3" w:semiHidden="1" w:unhideWhenUsed="1"/>
+    <w:lsdException w:name="Table Grid 4" w:semiHidden="1" w:unhideWhenUsed="1"/>
+    <w:lsdException w:name="Table Grid 5" w:semiHidden="1" w:unhideWhenUsed="1"/>
+    <w:lsdException w:name="Table Grid 6" w:semiHidden="1" w:unhideWhenUsed="1"/>
+    <w:lsdException w:name="Table Grid 7" w:semiHidden="1" w:unhideWhenUsed="1"/>
+    <w:lsdException w:name="Table Grid 8" w:semiHidden="1" w:unhideWhenUsed="1"/>
+    <w:lsdException w:name="Table List 1" w:semiHidden="1" w:unhideWhenUsed="1"/>
+    <w:lsdException w:name="Table List 2" w:semiHidden="1" w:unhideWhenUsed="1"/>
+    <w:lsdException w:name="Table List 3" w:semiHidden="1" w:unhideWhenUsed="1"/>
+    <w:lsdException w:name="Table List 4" w:semiHidden="1" w:unhideWhenUsed="1"/>
+    <w:lsdException w:name="Table List 5" w:semiHidden="1" w:unhideWhenUsed="1"/>
+    <w:lsdException w:name="Table List 6" w:semiHidden="1" w:unhideWhenUsed="1"/>
+    <w:lsdException w:name="Table List 7" w:semiHidden="1" w:unhideWhenUsed="1"/>
+    <w:lsdException w:name="Table List 8" w:semiHidden="1" w:unhideWhenUsed="1"/>
+    <w:lsdException w:name="Table 3D effects 1" w:semiHidden="1" w:unhideWhenUsed="1"/>
+    <w:lsdException w:name="Table 3D effects 2" w:semiHidden="1" w:unhideWhenUsed="1"/>
+    <w:lsdException w:name="Table 3D effects 3" w:semiHidden="1" w:unhideWhenUsed="1"/>
+    <w:lsdException w:name="Table Contemporary" w:semiHidden="1" w:unhideWhenUsed="1"/>
+    <w:lsdException w:name="Table Elegant" w:semiHidden="1" w:unhideWhenUsed="1"/>
+    <w:lsdException w:name="Table Professional" w:semiHidden="1" w:unhideWhenUsed="1"/>
+    <w:lsdException w:name="Table Subtle 1" w:semiHidden="1" w:unhideWhenUsed="1"/>
+    <w:lsdException w:name="Table Subtle 2" w:semiHidden="1" w:unhideWhenUsed="1"/>
+    <w:lsdException w:name="Table Web 1" w:semiHidden="1" w:unhideWhenUsed="1"/>
+    <w:lsdException w:name="Table Web 2" w:semiHidden="1" w:unhideWhenUsed="1"/>
+    <w:lsdException w:name="Table Web 3" w:semiHidden="1" w:unhideWhenUsed="1"/>
+    <w:lsdException w:name="Balloon Text" w:semiHidden="1" w:unhideWhenUsed="1"/>
+    <w:lsdException w:name="Table Grid" w:uiPriority="59"/>
+    <w:lsdException w:name="Table Theme" w:semiHidden="1" w:unhideWhenUsed="1"/>
+    <w:lsdException w:name="Placeholder Text" w:semiHidden="1"/>
+    <w:lsdException w:name="No Spacing" w:uiPriority="1" w:qFormat="1"/>
+    <w:lsdException w:name="Light Shading" w:uiPriority="60"/>
+    <w:lsdException w:name="Light List" w:uiPriority="61"/>
+    <w:lsdException w:name="Light Grid" w:uiPriority="62"/>
+    <w:lsdException w:name="Medium Shading 1" w:uiPriority="63"/>
+    <w:lsdException w:name="Medium Shading 2" w:uiPriority="64"/>
+    <w:lsdException w:name="Medium List 1" w:uiPriority="65"/>
+    <w:lsdException w:name="Medium List 2" w:uiPriority="66"/>
+    <w:lsdException w:name="Medium Grid 1" w:uiPriority="67"/>
+    <w:lsdException w:name="Medium Grid 2" w:uiPriority="68"/>
+    <w:lsdException w:name="Medium Grid 3" w:uiPriority="69"/>
+    <w:lsdException w:name="Dark List" w:uiPriority="70"/>
+    <w:lsdException w:name="Colorful Shading" w:uiPriority="71"/>
+    <w:lsdException w:name="Colorful List" w:uiPriority="72"/>
+    <w:lsdException w:name="Colorful Grid" w:uiPriority="73"/>
+    <w:lsdException w:name="Light Shading Accent 1" w:uiPriority="60"/>
+    <w:lsdException w:name="Light List Accent 1" w:uiPriority="61"/>
+    <w:lsdException w:name="Light Grid Accent 1" w:uiPriority="62"/>
+    <w:lsdException w:name="Medium Shading 1 Accent 1" w:uiPriority="63"/>
+    <w:lsdException w:name="Medium Shading 2 Accent 1" w:uiPriority="64"/>
+    <w:lsdException w:name="Medium List 1 Accent 1" w:uiPriority="65"/>
+    <w:lsdException w:name="Revision" w:semiHidden="1"/>
+    <w:lsdException w:name="List Paragraph" w:uiPriority="34" w:qFormat="1"/>
+    <w:lsdException w:name="Quote" w:uiPriority="29" w:qFormat="1"/>
+    <w:lsdException w:name="Intense Quote" w:uiPriority="30" w:qFormat="1"/>
+    <w:lsdException w:name="Medium List 2 Accent 1" w:uiPriority="66"/>
+    <w:lsdException w:name="Medium Grid 1 Accent 1" w:uiPriority="67"/>
+    <w:lsdException w:name="Medium Grid 2 Accent 1" w:uiPriority="68"/>
+    <w:lsdException w:name="Medium Grid 3 Accent 1" w:uiPriority="69"/>
+    <w:lsdException w:name="Dark List Accent 1" w:uiPriority="70"/>
+    <w:lsdException w:name="Colorful Shading Accent 1" w:uiPriority="71"/>
+    <w:lsdException w:name="Colorful List Accent 1" w:uiPriority="72"/>
+    <w:lsdException w:name="Colorful Grid Accent 1" w:uiPriority="73"/>
+    <w:lsdException w:name="Light Shading Accent 2" w:uiPriority="60"/>
+    <w:lsdException w:name="Light List Accent 2" w:uiPriority="61"/>
+    <w:lsdException w:name="Light Grid Accent 2" w:uiPriority="62"/>
+    <w:lsdException w:name="Medium Shading 1 Accent 2" w:uiPriority="63"/>
+    <w:lsdException w:name="Medium Shading 2 Accent 2" w:uiPriority="64"/>
+    <w:lsdException w:name="Medium List 1 Accent 2" w:uiPriority="65"/>
+    <w:lsdException w:name="Medium List 2 Accent 2" w:uiPriority="66"/>
+    <w:lsdException w:name="Medium Grid 1 Accent 2" w:uiPriority="67"/>
+    <w:lsdException w:name="Medium Grid 2 Accent 2" w:uiPriority="68"/>
+    <w:lsdException w:name="Medium Grid 3 Accent 2" w:uiPriority="69"/>
+    <w:lsdException w:name="Dark List Accent 2" w:uiPriority="70"/>
+    <w:lsdException w:name="Colorful Shading Accent 2" w:uiPriority="71"/>
+    <w:lsdException w:name="Colorful List Accent 2" w:uiPriority="72"/>
+    <w:lsdException w:name="Colorful Grid Accent 2" w:uiPriority="73"/>
+    <w:lsdException w:name="Light Shading Accent 3" w:uiPriority="60"/>
+    <w:lsdException w:name="Light List Accent 3" w:uiPriority="61"/>
+    <w:lsdException w:name="Light Grid Accent 3" w:uiPriority="62"/>
+    <w:lsdException w:name="Medium Shading 1 Accent 3" w:uiPriority="63"/>
+    <w:lsdException w:name="Medium Shading 2 Accent 3" w:uiPriority="64"/>
+    <w:lsdException w:name="Medium List 1 Accent 3" w:uiPriority="65"/>
+    <w:lsdException w:name="Medium List 2 Accent 3" w:uiPriority="66"/>
+    <w:lsdException w:name="Medium Grid 1 Accent 3" w:uiPriority="67"/>
+    <w:lsdException w:name="Medium Grid 2 Accent 3" w:uiPriority="68"/>
+    <w:lsdException w:name="Medium Grid 3 Accent 3" w:uiPriority="69"/>
+    <w:lsdException w:name="Dark List Accent 3" w:uiPriority="70"/>
+    <w:lsdException w:name="Colorful Shading Accent 3" w:uiPriority="71"/>
+    <w:lsdException w:name="Colorful List Accent 3" w:uiPriority="72"/>
+    <w:lsdException w:name="Colorful Grid Accent 3" w:uiPriority="73"/>
+    <w:lsdException w:name="Light Shading Accent 4" w:uiPriority="60"/>
+    <w:lsdException w:name="Light List Accent 4" w:uiPriority="61"/>
+    <w:lsdException w:name="Light Grid Accent 4" w:uiPriority="62"/>
+    <w:lsdException w:name="Medium Shading 1 Accent 4" w:uiPriority="63"/>
+    <w:lsdException w:name="Medium Shading 2 Accent 4" w:uiPriority="64"/>
+    <w:lsdException w:name="Medium List 1 Accent 4" w:uiPriority="65"/>
+    <w:lsdException w:name="Medium List 2 Accent 4" w:uiPriority="66"/>
+    <w:lsdException w:name="Medium Grid 1 Accent 4" w:uiPriority="67"/>
+    <w:lsdException w:name="Medium Grid 2 Accent 4" w:uiPriority="68"/>
+    <w:lsdException w:name="Medium Grid 3 Accent 4" w:uiPriority="69"/>
+    <w:lsdException w:name="Dark List Accent 4" w:uiPriority="70"/>
+    <w:lsdException w:name="Colorful Shading Accent 4" w:uiPriority="71"/>
+    <w:lsdException w:name="Colorful List Accent 4" w:uiPriority="72"/>
+    <w:lsdException w:name="Colorful Grid Accent 4" w:uiPriority="73"/>
+    <w:lsdException w:name="Light Shading Accent 5" w:uiPriority="60"/>
+    <w:lsdException w:name="Light List Accent 5" w:uiPriority="61"/>
+    <w:lsdException w:name="Light Grid Accent 5" w:uiPriority="62"/>
+    <w:lsdException w:name="Medium Shading 1 Accent 5" w:uiPriority="63"/>
+    <w:lsdException w:name="Medium Shading 2 Accent 5" w:uiPriority="64"/>
+    <w:lsdException w:name="Medium List 1 Accent 5" w:uiPriority="65"/>
+    <w:lsdException w:name="Medium List 2 Accent 5" w:uiPriority="66"/>
+    <w:lsdException w:name="Medium Grid 1 Accent 5" w:uiPriority="67"/>
+    <w:lsdException w:name="Medium Grid 2 Accent 5" w:uiPriority="68"/>
+    <w:lsdException w:name="Medium Grid 3 Accent 5" w:uiPriority="69"/>
+    <w:lsdException w:name="Dark List Accent 5" w:uiPriority="70"/>
+    <w:lsdException w:name="Colorful Shading Accent 5" w:uiPriority="71"/>
+    <w:lsdException w:name="Colorful List Accent 5" w:uiPriority="72"/>
+    <w:lsdException w:name="Colorful Grid Accent 5" w:uiPriority="73"/>
+    <w:lsdException w:name="Light Shading Accent 6" w:uiPriority="60"/>
+    <w:lsdException w:name="Light List Accent 6" w:uiPriority="61"/>
+    <w:lsdException w:name="Light Grid Accent 6" w:uiPriority="62"/>
+    <w:lsdException w:name="Medium Shading 1 Accent 6" w:uiPriority="63"/>
+    <w:lsdException w:name="Medium Shading 2 Accent 6" w:uiPriority="64"/>
+    <w:lsdException w:name="Medium List 1 Accent 6" w:uiPriority="65"/>
+    <w:lsdException w:name="Medium List 2 Accent 6" w:uiPriority="66"/>
+    <w:lsdException w:name="Medium Grid 1 Accent 6" w:uiPriority="67"/>
+    <w:lsdException w:name="Medium Grid 2 Accent 6" w:uiPriority="68"/>
+    <w:lsdException w:name="Medium Grid 3 Accent 6" w:uiPriority="69"/>
+    <w:lsdException w:name="Dark List Accent 6" w:uiPriority="70"/>
+    <w:lsdException w:name="Colorful Shading Accent 6" w:uiPriority="71"/>
+    <w:lsdException w:name="Colorful List Accent 6" w:uiPriority="72"/>
+    <w:lsdException w:name="Colorful Grid Accent 6" w:uiPriority="73"/>
+    <w:lsdException w:name="Subtle Emphasis" w:uiPriority="19" w:qFormat="1"/>
+    <w:lsdException w:name="Intense Emphasis" w:uiPriority="21" w:qFormat="1"/>
+    <w:lsdException w:name="Subtle Reference" w:uiPriority="31" w:qFormat="1"/>
+    <w:lsdException w:name="Intense Reference" w:uiPriority="32" w:qFormat="1"/>
+    <w:lsdException w:name="Book Title" w:uiPriority="33" w:qFormat="1"/>
+    <w:lsdException w:name="Bibliography" w:semiHidden="1" w:uiPriority="37" w:unhideWhenUsed="1"/>
+    <w:lsdException w:name="TOC Heading" w:semiHidden="1" w:uiPriority="39" w:unhideWhenUsed="1" w:qFormat="1"/>
+    <w:lsdException w:name="Plain Table 1" w:uiPriority="41"/>
+    <w:lsdException w:name="Plain Table 2" w:uiPriority="42"/>
+    <w:lsdException w:name="Plain Table 3" w:uiPriority="43"/>
+    <w:lsdException w:name="Plain Table 4" w:uiPriority="44"/>
+    <w:lsdException w:name="Plain Table 5" w:uiPriority="45"/>
+    <w:lsdException w:name="Grid Table Light" w:uiPriority="40"/>
+    <w:lsdException w:name="Grid Table 1 Light" w:uiPriority="46"/>
+    <w:lsdException w:name="Grid Table 2" w:uiPriority="47"/>
+    <w:lsdException w:name="Grid Table 3" w:uiPriority="48"/>
+    <w:lsdException w:name="Grid Table 4" w:uiPriority="49"/>
+    <w:lsdException w:name="Grid Table 5 Dark" w:uiPriority="50"/>
+    <w:lsdException w:name="Grid Table 6 Colorful" w:uiPriority="51"/>
+    <w:lsdException w:name="Grid Table 7 Colorful" w:uiPriority="52"/>
+    <w:lsdException w:name="Grid Table 1 Light Accent 1" w:uiPriority="46"/>
+    <w:lsdException w:name="Grid Table 2 Accent 1" w:uiPriority="47"/>
+    <w:lsdException w:name="Grid Table 3 Accent 1" w:uiPriority="48"/>
+    <w:lsdException w:name="Grid Table 4 Accent 1" w:uiPriority="49"/>
+    <w:lsdException w:name="Grid Table 5 Dark Accent 1" w:uiPriority="50"/>
+    <w:lsdException w:name="Grid Table 6 Colorful Accent 1" w:uiPriority="51"/>
+    <w:lsdException w:name="Grid Table 7 Colorful Accent 1" w:uiPriority="52"/>
+    <w:lsdException w:name="Grid Table 1 Light Accent 2" w:uiPriority="46"/>
+    <w:lsdException w:name="Grid Table 2 Accent 2" w:uiPriority="47"/>
+    <w:lsdException w:name="Grid Table 3 Accent 2" w:uiPriority="48"/>
+    <w:lsdException w:name="Grid Table 4 Accent 2" w:uiPriority="49"/>
+    <w:lsdException w:name="Grid Table 5 Dark Accent 2" w:uiPriority="50"/>
+    <w:lsdException w:name="Grid Table 6 Colorful Accent 2" w:uiPriority="51"/>
+    <w:lsdException w:name="Grid Table 7 Colorful Accent 2" w:uiPriority="52"/>
+    <w:lsdException w:name="Grid Table 1 Light Accent 3" w:uiPriority="46"/>
+    <w:lsdException w:name="Grid Table 2 Accent 3" w:uiPriority="47"/>
+    <w:lsdException w:name="Grid Table 3 Accent 3" w:uiPriority="48"/>
+    <w:lsdException w:name="Grid Table 4 Accent 3" w:uiPriority="49"/>
+    <w:lsdException w:name="Grid Table 5 Dark Accent 3" w:uiPriority="50"/>
+    <w:lsdException w:name="Grid Table 6 Colorful Accent 3" w:uiPriority="51"/>
+    <w:lsdException w:name="Grid Table 7 Colorful Accent 3" w:uiPriority="52"/>
+    <w:lsdException w:name="Grid Table 1 Light Accent 4" w:uiPriority="46"/>
+    <w:lsdException w:name="Grid Table 2 Accent 4" w:uiPriority="47"/>
+    <w:lsdException w:name="Grid Table 3 Accent 4" w:uiPriority="48"/>
+    <w:lsdException w:name="Grid Table 4 Accent 4" w:uiPriority="49"/>
+    <w:lsdException w:name="Grid Table 5 Dark Accent 4" w:uiPriority="50"/>
+    <w:lsdException w:name="Grid Table 6 Colorful Accent 4" w:uiPriority="51"/>
+    <w:lsdException w:name="Grid Table 7 Colorful Accent 4" w:uiPriority="52"/>
+    <w:lsdException w:name="Grid Table 1 Light Accent 5" w:uiPriority="46"/>
+    <w:lsdException w:name="Grid Table 2 Accent 5" w:uiPriority="47"/>
+    <w:lsdException w:name="Grid Table 3 Accent 5" w:uiPriority="48"/>
+    <w:lsdException w:name="Grid Table 4 Accent 5" w:uiPriority="49"/>
+    <w:lsdException w:name="Grid Table 5 Dark Accent 5" w:uiPriority="50"/>
+    <w:lsdException w:name="Grid Table 6 Colorful Accent 5" w:uiPriority="51"/>
+    <w:lsdException w:name="Grid Table 7 Colorful Accent 5" w:uiPriority="52"/>
+    <w:lsdException w:name="Grid Table 1 Light Accent 6" w:uiPriority="46"/>
+    <w:lsdException w:name="Grid Table 2 Accent 6" w:uiPriority="47"/>
+    <w:lsdException w:name="Grid Table 3 Accent 6" w:uiPriority="48"/>
+    <w:lsdException w:name="Grid Table 4 Accent 6" w:uiPriority="49"/>
+    <w:lsdException w:name="Grid Table 5 Dark Accent 6" w:uiPriority="50"/>
+    <w:lsdException w:name="Grid Table 6 Colorful Accent 6" w:uiPriority="51"/>
+    <w:lsdException w:name="Grid Table 7 Colorful Accent 6" w:uiPriority="52"/>
+    <w:lsdException w:name="List Table 1 Light" w:uiPriority="46"/>
+    <w:lsdException w:name="List Table 2" w:uiPriority="47"/>
+    <w:lsdException w:name="List Table 3" w:uiPriority="48"/>
+    <w:lsdException w:name="List Table 4" w:uiPriority="49"/>
+    <w:lsdException w:name="List Table 5 Dark" w:uiPriority="50"/>
+    <w:lsdException w:name="List Table 6 Colorful" w:uiPriority="51"/>
+    <w:lsdException w:name="List Table 7 Colorful" w:uiPriority="52"/>
+    <w:lsdException w:name="List Table 1 Light Accent 1" w:uiPriority="46"/>
+    <w:lsdException w:name="List Table 2 Accent 1" w:uiPriority="47"/>
+    <w:lsdException w:name="List Table 3 Accent 1" w:uiPriority="48"/>
+    <w:lsdException w:name="List Table 4 Accent 1" w:uiPriority="49"/>
+    <w:lsdException w:name="List Table 5 Dark Accent 1" w:uiPriority="50"/>
+    <w:lsdException w:name="List Table 6 Colorful Accent 1" w:uiPriority="51"/>
+    <w:lsdException w:name="List Table 7 Colorful Accent 1" w:uiPriority="52"/>
+    <w:lsdException w:name="List Table 1 Light Accent 2" w:uiPriority="46"/>
+    <w:lsdException w:name="List Table 2 Accent 2" w:uiPriority="47"/>
+    <w:lsdException w:name="List Table 3 Accent 2" w:uiPriority="48"/>
+    <w:lsdException w:name="List Table 4 Accent 2" w:uiPriority="49"/>
+    <w:lsdException w:name="List Table 5 Dark Accent 2" w:uiPriority="50"/>
+    <w:lsdException w:name="List Table 6 Colorful Accent 2" w:uiPriority="51"/>
+    <w:lsdException w:name="List Table 7 Colorful Accent 2" w:uiPriority="52"/>
+    <w:lsdException w:name="List Table 1 Light Accent 3" w:uiPriority="46"/>
+    <w:lsdException w:name="List Table 2 Accent 3" w:uiPriority="47"/>
+    <w:lsdException w:name="List Table 3 Accent 3" w:uiPriority="48"/>
+    <w:lsdException w:name="List Table 4 Accent 3" w:uiPriority="49"/>
+    <w:lsdException w:name="List Table 5 Dark Accent 3" w:uiPriority="50"/>
+    <w:lsdException w:name="List Table 6 Colorful Accent 3" w:uiPriority="51"/>
+    <w:lsdException w:name="List Table 7 Colorful Accent 3" w:uiPriority="52"/>
+    <w:lsdException w:name="List Table 1 Light Accent 4" w:uiPriority="46"/>
+    <w:lsdException w:name="List Table 2 Accent 4" w:uiPriority="47"/>
+    <w:lsdException w:name="List Table 3 Accent 4" w:uiPriority="48"/>
+    <w:lsdException w:name="List Table 4 Accent 4" w:uiPriority="49"/>
+    <w:lsdException w:name="List Table 5 Dark Accent 4" w:uiPriority="50"/>
+    <w:lsdException w:name="List Table 6 Colorful Accent 4" w:uiPriority="51"/>
+    <w:lsdException w:name="List Table 7 Colorful Accent 4" w:uiPriority="52"/>
+    <w:lsdException w:name="List Table 1 Light Accent 5" w:uiPriority="46"/>
+    <w:lsdException w:name="List Table 2 Accent 5" w:uiPriority="47"/>
+    <w:lsdException w:name="List Table 3 Accent 5" w:uiPriority="48"/>
+    <w:lsdException w:name="List Table 4 Accent 5" w:uiPriority="49"/>
+    <w:lsdException w:name="List Table 5 Dark Accent 5" w:uiPriority="50"/>
+    <w:lsdException w:name="List Table 6 Colorful Accent 5" w:uiPriority="51"/>
+    <w:lsdException w:name="List Table 7 Colorful Accent 5" w:uiPriority="52"/>
+    <w:lsdException w:name="List Table 1 Light Accent 6" w:uiPriority="46"/>
+    <w:lsdException w:name="List Table 2 Accent 6" w:uiPriority="47"/>
+    <w:lsdException w:name="List Table 3 Accent 6" w:uiPriority="48"/>
+    <w:lsdException w:name="List Table 4 Accent 6" w:uiPriority="49"/>
+    <w:lsdException w:name="List Table 5 Dark Accent 6" w:uiPriority="50"/>
+    <w:lsdException w:name="List Table 6 Colorful Accent 6" w:uiPriority="51"/>
+    <w:lsdException w:name="List Table 7 Colorful Accent 6" w:uiPriority="52"/>
   </w:latentStyles>
   <w:style w:type="paragraph" w:default="1" w:styleId="Normal">
     <w:name w:val="Normal"/>
@@ -3522,7 +3779,6 @@
     <w:uiPriority w:val="99"/>
     <w:semiHidden/>
     <w:unhideWhenUsed/>
-    <w:qFormat/>
     <w:tblPr>
       <w:tblInd w:w="0" w:type="dxa"/>
       <w:tblCellMar>

--- a/1.ProjectPlanning.docx
+++ b/1.ProjectPlanning.docx
@@ -99,9 +99,8 @@
     </w:p>
     <w:tbl>
       <w:tblPr>
-        <w:tblStyle w:val="MediumGrid1-Accent3"/>
+        <w:tblStyle w:val="TableGrid"/>
         <w:tblW w:w="8190" w:type="dxa"/>
-        <w:jc w:val="center"/>
         <w:tblLook w:val="04A0" w:firstRow="1" w:lastRow="0" w:firstColumn="1" w:lastColumn="0" w:noHBand="0" w:noVBand="1"/>
       </w:tblPr>
       <w:tblGrid>
@@ -109,13 +108,8 @@
         <w:gridCol w:w="5687"/>
       </w:tblGrid>
       <w:tr>
-        <w:trPr>
-          <w:cnfStyle w:val="100000000000" w:firstRow="1" w:lastRow="0" w:firstColumn="0" w:lastColumn="0" w:oddVBand="0" w:evenVBand="0" w:oddHBand="0" w:evenHBand="0" w:firstRowFirstColumn="0" w:firstRowLastColumn="0" w:lastRowFirstColumn="0" w:lastRowLastColumn="0"/>
-          <w:jc w:val="center"/>
-        </w:trPr>
         <w:tc>
           <w:tcPr>
-            <w:cnfStyle w:val="001000000000" w:firstRow="0" w:lastRow="0" w:firstColumn="1" w:lastColumn="0" w:oddVBand="0" w:evenVBand="0" w:oddHBand="0" w:evenHBand="0" w:firstRowFirstColumn="0" w:firstRowLastColumn="0" w:lastRowFirstColumn="0" w:lastRowLastColumn="0"/>
             <w:tcW w:w="2503" w:type="dxa"/>
           </w:tcPr>
           <w:p>
@@ -125,6 +119,7 @@
                 <w:sz w:val="26"/>
               </w:rPr>
             </w:pPr>
+            <w:bookmarkStart w:id="0" w:name="_GoBack"/>
             <w:r>
               <w:rPr>
                 <w:sz w:val="26"/>
@@ -145,15 +140,13 @@
           </w:tcPr>
           <w:p>
             <w:pPr>
-              <w:cnfStyle w:val="100000000000" w:firstRow="1" w:lastRow="0" w:firstColumn="0" w:lastColumn="0" w:oddVBand="0" w:evenVBand="0" w:oddHBand="0" w:evenHBand="0" w:firstRowFirstColumn="0" w:firstRowLastColumn="0" w:lastRowFirstColumn="0" w:lastRowLastColumn="0"/>
-              <w:rPr>
-                <w:b w:val="0"/>
+              <w:rPr>
+                <w:b/>
                 <w:sz w:val="26"/>
               </w:rPr>
             </w:pPr>
             <w:r>
               <w:rPr>
-                <w:b w:val="0"/>
                 <w:sz w:val="26"/>
               </w:rPr>
               <w:t>Information System and Design Lab</w:t>
@@ -162,13 +155,8 @@
         </w:tc>
       </w:tr>
       <w:tr>
-        <w:trPr>
-          <w:cnfStyle w:val="000000100000" w:firstRow="0" w:lastRow="0" w:firstColumn="0" w:lastColumn="0" w:oddVBand="0" w:evenVBand="0" w:oddHBand="1" w:evenHBand="0" w:firstRowFirstColumn="0" w:firstRowLastColumn="0" w:lastRowFirstColumn="0" w:lastRowLastColumn="0"/>
-          <w:jc w:val="center"/>
-        </w:trPr>
         <w:tc>
           <w:tcPr>
-            <w:cnfStyle w:val="001000000000" w:firstRow="0" w:lastRow="0" w:firstColumn="1" w:lastColumn="0" w:oddVBand="0" w:evenVBand="0" w:oddHBand="0" w:evenHBand="0" w:firstRowFirstColumn="0" w:firstRowLastColumn="0" w:lastRowFirstColumn="0" w:lastRowLastColumn="0"/>
             <w:tcW w:w="2503" w:type="dxa"/>
           </w:tcPr>
           <w:p>
@@ -192,7 +180,6 @@
           </w:tcPr>
           <w:p>
             <w:pPr>
-              <w:cnfStyle w:val="000000100000" w:firstRow="0" w:lastRow="0" w:firstColumn="0" w:lastColumn="0" w:oddVBand="0" w:evenVBand="0" w:oddHBand="1" w:evenHBand="0" w:firstRowFirstColumn="0" w:firstRowLastColumn="0" w:lastRowFirstColumn="0" w:lastRowLastColumn="0"/>
               <w:rPr>
                 <w:sz w:val="26"/>
               </w:rPr>
@@ -207,12 +194,8 @@
         </w:tc>
       </w:tr>
       <w:tr>
-        <w:trPr>
-          <w:jc w:val="center"/>
-        </w:trPr>
         <w:tc>
           <w:tcPr>
-            <w:cnfStyle w:val="001000000000" w:firstRow="0" w:lastRow="0" w:firstColumn="1" w:lastColumn="0" w:oddVBand="0" w:evenVBand="0" w:oddHBand="0" w:evenHBand="0" w:firstRowFirstColumn="0" w:firstRowLastColumn="0" w:lastRowFirstColumn="0" w:lastRowLastColumn="0"/>
             <w:tcW w:w="2503" w:type="dxa"/>
           </w:tcPr>
           <w:p>
@@ -236,7 +219,6 @@
           </w:tcPr>
           <w:p>
             <w:pPr>
-              <w:cnfStyle w:val="000000000000" w:firstRow="0" w:lastRow="0" w:firstColumn="0" w:lastColumn="0" w:oddVBand="0" w:evenVBand="0" w:oddHBand="0" w:evenHBand="0" w:firstRowFirstColumn="0" w:firstRowLastColumn="0" w:lastRowFirstColumn="0" w:lastRowLastColumn="0"/>
               <w:rPr>
                 <w:sz w:val="26"/>
               </w:rPr>
@@ -251,13 +233,8 @@
         </w:tc>
       </w:tr>
       <w:tr>
-        <w:trPr>
-          <w:cnfStyle w:val="000000100000" w:firstRow="0" w:lastRow="0" w:firstColumn="0" w:lastColumn="0" w:oddVBand="0" w:evenVBand="0" w:oddHBand="1" w:evenHBand="0" w:firstRowFirstColumn="0" w:firstRowLastColumn="0" w:lastRowFirstColumn="0" w:lastRowLastColumn="0"/>
-          <w:jc w:val="center"/>
-        </w:trPr>
         <w:tc>
           <w:tcPr>
-            <w:cnfStyle w:val="001000000000" w:firstRow="0" w:lastRow="0" w:firstColumn="1" w:lastColumn="0" w:oddVBand="0" w:evenVBand="0" w:oddHBand="0" w:evenHBand="0" w:firstRowFirstColumn="0" w:firstRowLastColumn="0" w:lastRowFirstColumn="0" w:lastRowLastColumn="0"/>
             <w:tcW w:w="2503" w:type="dxa"/>
           </w:tcPr>
           <w:p>
@@ -281,7 +258,6 @@
           </w:tcPr>
           <w:p>
             <w:pPr>
-              <w:cnfStyle w:val="000000100000" w:firstRow="0" w:lastRow="0" w:firstColumn="0" w:lastColumn="0" w:oddVBand="0" w:evenVBand="0" w:oddHBand="1" w:evenHBand="0" w:firstRowFirstColumn="0" w:firstRowLastColumn="0" w:lastRowFirstColumn="0" w:lastRowLastColumn="0"/>
               <w:rPr>
                 <w:sz w:val="26"/>
               </w:rPr>
@@ -302,12 +278,8 @@
         </w:tc>
       </w:tr>
       <w:tr>
-        <w:trPr>
-          <w:jc w:val="center"/>
-        </w:trPr>
         <w:tc>
           <w:tcPr>
-            <w:cnfStyle w:val="001000000000" w:firstRow="0" w:lastRow="0" w:firstColumn="1" w:lastColumn="0" w:oddVBand="0" w:evenVBand="0" w:oddHBand="0" w:evenHBand="0" w:firstRowFirstColumn="0" w:firstRowLastColumn="0" w:lastRowFirstColumn="0" w:lastRowLastColumn="0"/>
             <w:tcW w:w="2503" w:type="dxa"/>
           </w:tcPr>
           <w:p>
@@ -331,7 +303,6 @@
           </w:tcPr>
           <w:p>
             <w:pPr>
-              <w:cnfStyle w:val="000000000000" w:firstRow="0" w:lastRow="0" w:firstColumn="0" w:lastColumn="0" w:oddVBand="0" w:evenVBand="0" w:oddHBand="0" w:evenHBand="0" w:firstRowFirstColumn="0" w:firstRowLastColumn="0" w:lastRowFirstColumn="0" w:lastRowLastColumn="0"/>
               <w:rPr>
                 <w:sz w:val="26"/>
               </w:rPr>
@@ -384,46 +355,7 @@
           </w:p>
         </w:tc>
       </w:tr>
-      <w:tr>
-        <w:trPr>
-          <w:cnfStyle w:val="000000100000" w:firstRow="0" w:lastRow="0" w:firstColumn="0" w:lastColumn="0" w:oddVBand="0" w:evenVBand="0" w:oddHBand="1" w:evenHBand="0" w:firstRowFirstColumn="0" w:firstRowLastColumn="0" w:lastRowFirstColumn="0" w:lastRowLastColumn="0"/>
-          <w:jc w:val="center"/>
-        </w:trPr>
-        <w:tc>
-          <w:tcPr>
-            <w:cnfStyle w:val="001000000000" w:firstRow="0" w:lastRow="0" w:firstColumn="1" w:lastColumn="0" w:oddVBand="0" w:evenVBand="0" w:oddHBand="0" w:evenHBand="0" w:firstRowFirstColumn="0" w:firstRowLastColumn="0" w:lastRowFirstColumn="0" w:lastRowLastColumn="0"/>
-            <w:tcW w:w="2503" w:type="dxa"/>
-          </w:tcPr>
-          <w:p>
-            <w:pPr>
-              <w:jc w:val="right"/>
-              <w:rPr>
-                <w:sz w:val="26"/>
-              </w:rPr>
-            </w:pPr>
-            <w:r>
-              <w:rPr>
-                <w:sz w:val="26"/>
-              </w:rPr>
-              <w:t>Date of Submission:</w:t>
-            </w:r>
-          </w:p>
-        </w:tc>
-        <w:tc>
-          <w:tcPr>
-            <w:tcW w:w="5687" w:type="dxa"/>
-          </w:tcPr>
-          <w:p>
-            <w:pPr>
-              <w:jc w:val="center"/>
-              <w:cnfStyle w:val="000000100000" w:firstRow="0" w:lastRow="0" w:firstColumn="0" w:lastColumn="0" w:oddVBand="0" w:evenVBand="0" w:oddHBand="1" w:evenHBand="0" w:firstRowFirstColumn="0" w:firstRowLastColumn="0" w:lastRowFirstColumn="0" w:lastRowLastColumn="0"/>
-              <w:rPr>
-                <w:sz w:val="26"/>
-              </w:rPr>
-            </w:pPr>
-          </w:p>
-        </w:tc>
-      </w:tr>
+      <w:bookmarkEnd w:id="0"/>
     </w:tbl>
     <w:p>
       <w:pPr>
@@ -452,165 +384,364 @@
         </w:rPr>
       </w:pPr>
     </w:p>
-    <w:tbl>
-      <w:tblPr>
-        <w:tblStyle w:val="MediumShading1-Accent5"/>
-        <w:tblpPr w:leftFromText="180" w:rightFromText="180" w:vertAnchor="text" w:horzAnchor="margin" w:tblpXSpec="right" w:tblpY="580"/>
-        <w:tblOverlap w:val="never"/>
-        <w:tblW w:w="0" w:type="auto"/>
-        <w:tblLook w:val="04A0" w:firstRow="1" w:lastRow="0" w:firstColumn="1" w:lastColumn="0" w:noHBand="0" w:noVBand="1"/>
-      </w:tblPr>
-      <w:tblGrid>
-        <w:gridCol w:w="4752"/>
-      </w:tblGrid>
-      <w:tr>
-        <w:trPr>
-          <w:cnfStyle w:val="100000000000" w:firstRow="1" w:lastRow="0" w:firstColumn="0" w:lastColumn="0" w:oddVBand="0" w:evenVBand="0" w:oddHBand="0" w:evenHBand="0" w:firstRowFirstColumn="0" w:firstRowLastColumn="0" w:lastRowFirstColumn="0" w:lastRowLastColumn="0"/>
-        </w:trPr>
-        <w:tc>
-          <w:tcPr>
-            <w:cnfStyle w:val="001000000000" w:firstRow="0" w:lastRow="0" w:firstColumn="1" w:lastColumn="0" w:oddVBand="0" w:evenVBand="0" w:oddHBand="0" w:evenHBand="0" w:firstRowFirstColumn="0" w:firstRowLastColumn="0" w:lastRowFirstColumn="0" w:lastRowLastColumn="0"/>
-            <w:tcW w:w="4752" w:type="dxa"/>
-          </w:tcPr>
-          <w:p>
-            <w:pPr>
-              <w:jc w:val="center"/>
-              <w:rPr>
-                <w:rFonts w:cstheme="minorHAnsi"/>
-                <w:color w:val="000000" w:themeColor="text1"/>
-                <w:sz w:val="28"/>
-                <w:szCs w:val="28"/>
-              </w:rPr>
-            </w:pPr>
-            <w:r>
-              <w:rPr>
-                <w:rFonts w:cstheme="minorHAnsi"/>
-                <w:color w:val="000000" w:themeColor="text1"/>
-                <w:sz w:val="28"/>
-                <w:szCs w:val="28"/>
-              </w:rPr>
-              <w:t>Submitted to:</w:t>
-            </w:r>
-          </w:p>
-        </w:tc>
-      </w:tr>
-      <w:tr>
-        <w:trPr>
-          <w:cnfStyle w:val="000000100000" w:firstRow="0" w:lastRow="0" w:firstColumn="0" w:lastColumn="0" w:oddVBand="0" w:evenVBand="0" w:oddHBand="1" w:evenHBand="0" w:firstRowFirstColumn="0" w:firstRowLastColumn="0" w:lastRowFirstColumn="0" w:lastRowLastColumn="0"/>
-        </w:trPr>
-        <w:tc>
-          <w:tcPr>
-            <w:cnfStyle w:val="001000000000" w:firstRow="0" w:lastRow="0" w:firstColumn="1" w:lastColumn="0" w:oddVBand="0" w:evenVBand="0" w:oddHBand="0" w:evenHBand="0" w:firstRowFirstColumn="0" w:firstRowLastColumn="0" w:lastRowFirstColumn="0" w:lastRowLastColumn="0"/>
-            <w:tcW w:w="4752" w:type="dxa"/>
-          </w:tcPr>
-          <w:p>
-            <w:pPr>
-              <w:rPr>
-                <w:b w:val="0"/>
-                <w:color w:val="000000" w:themeColor="text1"/>
-                <w:sz w:val="30"/>
-                <w:szCs w:val="24"/>
-              </w:rPr>
-            </w:pPr>
-            <w:r>
-              <w:rPr>
-                <w:b w:val="0"/>
-                <w:color w:val="000000" w:themeColor="text1"/>
-                <w:sz w:val="30"/>
-                <w:szCs w:val="24"/>
-              </w:rPr>
-              <w:t>Safial Islam Ayon</w:t>
-            </w:r>
-          </w:p>
-        </w:tc>
-      </w:tr>
-      <w:tr>
-        <w:trPr>
-          <w:cnfStyle w:val="000000010000" w:firstRow="0" w:lastRow="0" w:firstColumn="0" w:lastColumn="0" w:oddVBand="0" w:evenVBand="0" w:oddHBand="0" w:evenHBand="1" w:firstRowFirstColumn="0" w:firstRowLastColumn="0" w:lastRowFirstColumn="0" w:lastRowLastColumn="0"/>
-        </w:trPr>
-        <w:tc>
-          <w:tcPr>
-            <w:cnfStyle w:val="001000000000" w:firstRow="0" w:lastRow="0" w:firstColumn="1" w:lastColumn="0" w:oddVBand="0" w:evenVBand="0" w:oddHBand="0" w:evenHBand="0" w:firstRowFirstColumn="0" w:firstRowLastColumn="0" w:lastRowFirstColumn="0" w:lastRowLastColumn="0"/>
-            <w:tcW w:w="4752" w:type="dxa"/>
-          </w:tcPr>
-          <w:p>
-            <w:pPr>
-              <w:rPr>
-                <w:b w:val="0"/>
-                <w:color w:val="000000" w:themeColor="text1"/>
-                <w:sz w:val="30"/>
-                <w:szCs w:val="24"/>
-              </w:rPr>
-            </w:pPr>
-            <w:r>
-              <w:rPr>
-                <w:b w:val="0"/>
-                <w:color w:val="000000" w:themeColor="text1"/>
-                <w:sz w:val="30"/>
-                <w:szCs w:val="24"/>
-              </w:rPr>
-              <w:t>Lecturer</w:t>
-            </w:r>
-          </w:p>
-        </w:tc>
-      </w:tr>
-      <w:tr>
-        <w:trPr>
-          <w:cnfStyle w:val="000000100000" w:firstRow="0" w:lastRow="0" w:firstColumn="0" w:lastColumn="0" w:oddVBand="0" w:evenVBand="0" w:oddHBand="1" w:evenHBand="0" w:firstRowFirstColumn="0" w:firstRowLastColumn="0" w:lastRowFirstColumn="0" w:lastRowLastColumn="0"/>
-        </w:trPr>
-        <w:tc>
-          <w:tcPr>
-            <w:cnfStyle w:val="001000000000" w:firstRow="0" w:lastRow="0" w:firstColumn="1" w:lastColumn="0" w:oddVBand="0" w:evenVBand="0" w:oddHBand="0" w:evenHBand="0" w:firstRowFirstColumn="0" w:firstRowLastColumn="0" w:lastRowFirstColumn="0" w:lastRowLastColumn="0"/>
-            <w:tcW w:w="4752" w:type="dxa"/>
-          </w:tcPr>
-          <w:p>
-            <w:pPr>
-              <w:rPr>
-                <w:b w:val="0"/>
-                <w:color w:val="000000" w:themeColor="text1"/>
-                <w:sz w:val="30"/>
-                <w:szCs w:val="24"/>
-              </w:rPr>
-            </w:pPr>
-            <w:r>
-              <w:rPr>
-                <w:b w:val="0"/>
-                <w:color w:val="000000" w:themeColor="text1"/>
-                <w:sz w:val="30"/>
-                <w:szCs w:val="24"/>
-              </w:rPr>
-              <w:t>Department of CSE</w:t>
-            </w:r>
-          </w:p>
-        </w:tc>
-      </w:tr>
-      <w:tr>
-        <w:trPr>
-          <w:cnfStyle w:val="000000010000" w:firstRow="0" w:lastRow="0" w:firstColumn="0" w:lastColumn="0" w:oddVBand="0" w:evenVBand="0" w:oddHBand="0" w:evenHBand="1" w:firstRowFirstColumn="0" w:firstRowLastColumn="0" w:lastRowFirstColumn="0" w:lastRowLastColumn="0"/>
-        </w:trPr>
-        <w:tc>
-          <w:tcPr>
-            <w:cnfStyle w:val="001000000000" w:firstRow="0" w:lastRow="0" w:firstColumn="1" w:lastColumn="0" w:oddVBand="0" w:evenVBand="0" w:oddHBand="0" w:evenHBand="0" w:firstRowFirstColumn="0" w:firstRowLastColumn="0" w:lastRowFirstColumn="0" w:lastRowLastColumn="0"/>
-            <w:tcW w:w="4752" w:type="dxa"/>
-          </w:tcPr>
-          <w:p>
-            <w:pPr>
-              <w:rPr>
-                <w:b w:val="0"/>
-                <w:sz w:val="30"/>
-              </w:rPr>
-            </w:pPr>
-            <w:r>
-              <w:rPr>
-                <w:b w:val="0"/>
-                <w:sz w:val="30"/>
-              </w:rPr>
-              <w:t>Green University of Bangladesh</w:t>
-            </w:r>
-          </w:p>
-        </w:tc>
-      </w:tr>
-    </w:tbl>
+    <w:p>
+      <w:pPr>
+        <w:pStyle w:val="NoSpacing"/>
+        <w:pBdr>
+          <w:bottom w:val="single" w:sz="4" w:space="1" w:color="auto"/>
+        </w:pBdr>
+        <w:rPr>
+          <w:b/>
+          <w:sz w:val="28"/>
+        </w:rPr>
+      </w:pPr>
+    </w:p>
+    <w:p>
+      <w:pPr>
+        <w:pStyle w:val="NoSpacing"/>
+        <w:rPr>
+          <w:b/>
+          <w:sz w:val="28"/>
+        </w:rPr>
+      </w:pPr>
+      <w:r>
+        <w:rPr>
+          <w:b/>
+          <w:sz w:val="28"/>
+        </w:rPr>
+        <w:t>Submitted By:</w:t>
+      </w:r>
+      <w:r>
+        <w:rPr>
+          <w:b/>
+          <w:sz w:val="28"/>
+        </w:rPr>
+        <w:tab/>
+      </w:r>
+      <w:r>
+        <w:rPr>
+          <w:b/>
+          <w:sz w:val="28"/>
+        </w:rPr>
+        <w:tab/>
+      </w:r>
+      <w:r>
+        <w:rPr>
+          <w:b/>
+          <w:sz w:val="28"/>
+        </w:rPr>
+        <w:tab/>
+        <w:t xml:space="preserve">                                         Submitted To:</w:t>
+      </w:r>
+    </w:p>
+    <w:p>
+      <w:pPr>
+        <w:pStyle w:val="NoSpacing"/>
+        <w:rPr>
+          <w:b/>
+          <w:sz w:val="28"/>
+        </w:rPr>
+      </w:pPr>
+      <w:r>
+        <w:rPr>
+          <w:b/>
+          <w:sz w:val="28"/>
+        </w:rPr>
+        <w:t>Name: Jannatul Ferdaus                                                      Name:Safial Islam Ayon</w:t>
+      </w:r>
+    </w:p>
+    <w:p>
+      <w:pPr>
+        <w:pStyle w:val="NoSpacing"/>
+        <w:rPr>
+          <w:b/>
+          <w:sz w:val="28"/>
+        </w:rPr>
+      </w:pPr>
+      <w:r>
+        <w:rPr>
+          <w:b/>
+          <w:sz w:val="28"/>
+        </w:rPr>
+        <w:t>ID:182015111                                                                        Designation:Lecturer</w:t>
+      </w:r>
+    </w:p>
+    <w:p>
+      <w:pPr>
+        <w:pStyle w:val="NoSpacing"/>
+        <w:rPr>
+          <w:b/>
+          <w:sz w:val="28"/>
+        </w:rPr>
+      </w:pPr>
+      <w:r>
+        <w:rPr>
+          <w:b/>
+          <w:sz w:val="28"/>
+        </w:rPr>
+        <w:t>Name:Rakib Hossain</w:t>
+      </w:r>
+    </w:p>
+    <w:p>
+      <w:pPr>
+        <w:pStyle w:val="NoSpacing"/>
+        <w:rPr>
+          <w:b/>
+          <w:sz w:val="28"/>
+        </w:rPr>
+      </w:pPr>
+      <w:r>
+        <w:rPr>
+          <w:b/>
+          <w:sz w:val="28"/>
+        </w:rPr>
+        <w:t xml:space="preserve">ID:182015003                                                                                     </w:t>
+      </w:r>
+      <w:r>
+        <w:rPr>
+          <w:b/>
+          <w:sz w:val="28"/>
+        </w:rPr>
+        <w:tab/>
+      </w:r>
+      <w:r>
+        <w:rPr>
+          <w:b/>
+          <w:sz w:val="28"/>
+        </w:rPr>
+        <w:tab/>
+      </w:r>
+      <w:r>
+        <w:rPr>
+          <w:b/>
+          <w:sz w:val="28"/>
+        </w:rPr>
+        <w:tab/>
+      </w:r>
+      <w:r>
+        <w:rPr>
+          <w:b/>
+          <w:sz w:val="28"/>
+        </w:rPr>
+        <w:tab/>
+      </w:r>
+      <w:r>
+        <w:rPr>
+          <w:b/>
+          <w:sz w:val="28"/>
+        </w:rPr>
+        <w:tab/>
+        <w:t xml:space="preserve">                   </w:t>
+      </w:r>
+    </w:p>
+    <w:p>
+      <w:pPr>
+        <w:pStyle w:val="NoSpacing"/>
+        <w:pBdr>
+          <w:top w:val="single" w:sz="4" w:space="1" w:color="auto"/>
+        </w:pBdr>
+        <w:rPr>
+          <w:b/>
+          <w:sz w:val="28"/>
+        </w:rPr>
+      </w:pPr>
+      <w:r>
+        <w:rPr>
+          <w:b/>
+          <w:sz w:val="28"/>
+        </w:rPr>
+        <w:t>Teacher Remarks:</w:t>
+      </w:r>
+    </w:p>
+    <w:p>
+      <w:pPr>
+        <w:rPr>
+          <w:b/>
+          <w:sz w:val="28"/>
+        </w:rPr>
+      </w:pPr>
+      <w:r>
+        <w:t xml:space="preserve">                                           </w:t>
+      </w:r>
+      <w:r>
+        <w:tab/>
+      </w:r>
+      <w:r>
+        <w:tab/>
+      </w:r>
+      <w:r>
+        <w:tab/>
+      </w:r>
+      <w:r>
+        <w:tab/>
+      </w:r>
+      <w:r>
+        <w:tab/>
+      </w:r>
+      <w:r>
+        <w:rPr>
+          <w:b/>
+          <w:sz w:val="28"/>
+        </w:rPr>
+        <w:t xml:space="preserve">                              </w:t>
+      </w:r>
+    </w:p>
+    <w:p>
+      <w:pPr>
+        <w:pBdr>
+          <w:between w:val="single" w:sz="4" w:space="1" w:color="auto"/>
+        </w:pBdr>
+        <w:ind w:left="5760" w:firstLine="720"/>
+        <w:rPr>
+          <w:b/>
+          <w:sz w:val="28"/>
+        </w:rPr>
+      </w:pPr>
+      <w:r>
+        <w:rPr>
+          <w:b/>
+          <w:sz w:val="28"/>
+        </w:rPr>
+        <w:t>Teachers Signature</w:t>
+      </w:r>
+    </w:p>
+    <w:p>
+      <w:pPr>
+        <w:jc w:val="center"/>
+        <w:rPr>
+          <w:b/>
+          <w:color w:val="000000" w:themeColor="text1"/>
+          <w:sz w:val="34"/>
+          <w:u w:val="single"/>
+        </w:rPr>
+      </w:pPr>
+    </w:p>
+    <w:p>
+      <w:pPr>
+        <w:jc w:val="center"/>
+        <w:rPr>
+          <w:b/>
+          <w:color w:val="000000" w:themeColor="text1"/>
+          <w:sz w:val="34"/>
+          <w:u w:val="single"/>
+        </w:rPr>
+      </w:pPr>
+    </w:p>
+    <w:p>
+      <w:pPr>
+        <w:jc w:val="center"/>
+        <w:rPr>
+          <w:b/>
+          <w:color w:val="000000" w:themeColor="text1"/>
+          <w:sz w:val="34"/>
+          <w:u w:val="single"/>
+        </w:rPr>
+      </w:pPr>
+    </w:p>
+    <w:p>
+      <w:pPr>
+        <w:jc w:val="center"/>
+        <w:rPr>
+          <w:b/>
+          <w:color w:val="000000" w:themeColor="text1"/>
+          <w:sz w:val="34"/>
+          <w:u w:val="single"/>
+        </w:rPr>
+      </w:pPr>
+    </w:p>
+    <w:p>
+      <w:pPr>
+        <w:jc w:val="center"/>
+        <w:rPr>
+          <w:b/>
+          <w:color w:val="000000" w:themeColor="text1"/>
+          <w:sz w:val="34"/>
+          <w:u w:val="single"/>
+        </w:rPr>
+      </w:pPr>
+    </w:p>
+    <w:p>
+      <w:pPr>
+        <w:jc w:val="center"/>
+        <w:rPr>
+          <w:b/>
+          <w:color w:val="000000" w:themeColor="text1"/>
+          <w:sz w:val="34"/>
+          <w:u w:val="single"/>
+        </w:rPr>
+      </w:pPr>
+    </w:p>
+    <w:p>
+      <w:pPr>
+        <w:jc w:val="center"/>
+        <w:rPr>
+          <w:b/>
+          <w:color w:val="000000" w:themeColor="text1"/>
+          <w:sz w:val="34"/>
+          <w:u w:val="single"/>
+        </w:rPr>
+      </w:pPr>
+    </w:p>
+    <w:p>
+      <w:pPr>
+        <w:jc w:val="center"/>
+        <w:rPr>
+          <w:b/>
+          <w:color w:val="000000" w:themeColor="text1"/>
+          <w:sz w:val="34"/>
+          <w:u w:val="single"/>
+        </w:rPr>
+      </w:pPr>
+    </w:p>
+    <w:p>
+      <w:pPr>
+        <w:jc w:val="center"/>
+        <w:rPr>
+          <w:b/>
+          <w:color w:val="000000" w:themeColor="text1"/>
+          <w:sz w:val="34"/>
+          <w:u w:val="single"/>
+        </w:rPr>
+      </w:pPr>
+    </w:p>
+    <w:p>
+      <w:pPr>
+        <w:jc w:val="center"/>
+        <w:rPr>
+          <w:b/>
+          <w:color w:val="000000" w:themeColor="text1"/>
+          <w:sz w:val="34"/>
+          <w:u w:val="single"/>
+        </w:rPr>
+      </w:pPr>
+      <w:r>
+        <w:rPr>
+          <w:b/>
+          <w:color w:val="000000" w:themeColor="text1"/>
+          <w:sz w:val="34"/>
+          <w:u w:val="single"/>
+        </w:rPr>
+        <w:t xml:space="preserve">Project planning </w:t>
+      </w:r>
+      <w:r>
+        <w:rPr>
+          <w:b/>
+          <w:color w:val="000000" w:themeColor="text1"/>
+          <w:sz w:val="34"/>
+          <w:u w:val="single"/>
+        </w:rPr>
+        <w:t>for “Exam Management</w:t>
+      </w:r>
+      <w:r>
+        <w:rPr>
+          <w:b/>
+          <w:color w:val="000000" w:themeColor="text1"/>
+          <w:sz w:val="34"/>
+          <w:u w:val="single"/>
+        </w:rPr>
+        <w:t xml:space="preserve"> System”</w:t>
+      </w:r>
+    </w:p>
     <w:p>
       <w:pPr>
         <w:jc w:val="center"/>
@@ -620,246 +751,6 @@
         </w:rPr>
       </w:pPr>
     </w:p>
-    <w:tbl>
-      <w:tblPr>
-        <w:tblStyle w:val="MediumShading1-Accent4"/>
-        <w:tblpPr w:leftFromText="180" w:rightFromText="180" w:vertAnchor="text" w:tblpY="-68"/>
-        <w:tblW w:w="0" w:type="auto"/>
-        <w:tblLook w:val="04A0" w:firstRow="1" w:lastRow="0" w:firstColumn="1" w:lastColumn="0" w:noHBand="0" w:noVBand="1"/>
-      </w:tblPr>
-      <w:tblGrid>
-        <w:gridCol w:w="3348"/>
-      </w:tblGrid>
-      <w:tr>
-        <w:trPr>
-          <w:cnfStyle w:val="100000000000" w:firstRow="1" w:lastRow="0" w:firstColumn="0" w:lastColumn="0" w:oddVBand="0" w:evenVBand="0" w:oddHBand="0" w:evenHBand="0" w:firstRowFirstColumn="0" w:firstRowLastColumn="0" w:lastRowFirstColumn="0" w:lastRowLastColumn="0"/>
-        </w:trPr>
-        <w:tc>
-          <w:tcPr>
-            <w:cnfStyle w:val="001000000000" w:firstRow="0" w:lastRow="0" w:firstColumn="1" w:lastColumn="0" w:oddVBand="0" w:evenVBand="0" w:oddHBand="0" w:evenHBand="0" w:firstRowFirstColumn="0" w:firstRowLastColumn="0" w:lastRowFirstColumn="0" w:lastRowLastColumn="0"/>
-            <w:tcW w:w="3348" w:type="dxa"/>
-          </w:tcPr>
-          <w:p>
-            <w:pPr>
-              <w:jc w:val="center"/>
-              <w:rPr>
-                <w:rFonts w:cstheme="minorHAnsi"/>
-                <w:sz w:val="28"/>
-                <w:szCs w:val="28"/>
-              </w:rPr>
-            </w:pPr>
-            <w:r>
-              <w:rPr>
-                <w:rFonts w:cstheme="minorHAnsi"/>
-                <w:sz w:val="28"/>
-                <w:szCs w:val="28"/>
-              </w:rPr>
-              <w:t>Submitted by:</w:t>
-            </w:r>
-          </w:p>
-        </w:tc>
-      </w:tr>
-      <w:tr>
-        <w:trPr>
-          <w:cnfStyle w:val="000000100000" w:firstRow="0" w:lastRow="0" w:firstColumn="0" w:lastColumn="0" w:oddVBand="0" w:evenVBand="0" w:oddHBand="1" w:evenHBand="0" w:firstRowFirstColumn="0" w:firstRowLastColumn="0" w:lastRowFirstColumn="0" w:lastRowLastColumn="0"/>
-        </w:trPr>
-        <w:tc>
-          <w:tcPr>
-            <w:cnfStyle w:val="001000000000" w:firstRow="0" w:lastRow="0" w:firstColumn="1" w:lastColumn="0" w:oddVBand="0" w:evenVBand="0" w:oddHBand="0" w:evenHBand="0" w:firstRowFirstColumn="0" w:firstRowLastColumn="0" w:lastRowFirstColumn="0" w:lastRowLastColumn="0"/>
-            <w:tcW w:w="3348" w:type="dxa"/>
-          </w:tcPr>
-          <w:p>
-            <w:pPr>
-              <w:rPr>
-                <w:b w:val="0"/>
-                <w:sz w:val="24"/>
-                <w:szCs w:val="24"/>
-              </w:rPr>
-            </w:pPr>
-            <w:r>
-              <w:rPr>
-                <w:b w:val="0"/>
-                <w:sz w:val="24"/>
-                <w:szCs w:val="24"/>
-              </w:rPr>
-              <w:t>Name:</w:t>
-            </w:r>
-            <w:r>
-              <w:rPr>
-                <w:b w:val="0"/>
-                <w:sz w:val="24"/>
-                <w:szCs w:val="24"/>
-              </w:rPr>
-              <w:t xml:space="preserve"> Janna</w:t>
-            </w:r>
-          </w:p>
-        </w:tc>
-      </w:tr>
-      <w:tr>
-        <w:trPr>
-          <w:cnfStyle w:val="000000010000" w:firstRow="0" w:lastRow="0" w:firstColumn="0" w:lastColumn="0" w:oddVBand="0" w:evenVBand="0" w:oddHBand="0" w:evenHBand="1" w:firstRowFirstColumn="0" w:firstRowLastColumn="0" w:lastRowFirstColumn="0" w:lastRowLastColumn="0"/>
-        </w:trPr>
-        <w:tc>
-          <w:tcPr>
-            <w:cnfStyle w:val="001000000000" w:firstRow="0" w:lastRow="0" w:firstColumn="1" w:lastColumn="0" w:oddVBand="0" w:evenVBand="0" w:oddHBand="0" w:evenHBand="0" w:firstRowFirstColumn="0" w:firstRowLastColumn="0" w:lastRowFirstColumn="0" w:lastRowLastColumn="0"/>
-            <w:tcW w:w="3348" w:type="dxa"/>
-          </w:tcPr>
-          <w:p>
-            <w:pPr>
-              <w:rPr>
-                <w:b w:val="0"/>
-                <w:sz w:val="24"/>
-                <w:szCs w:val="24"/>
-              </w:rPr>
-            </w:pPr>
-            <w:r>
-              <w:rPr>
-                <w:b w:val="0"/>
-                <w:sz w:val="24"/>
-                <w:szCs w:val="24"/>
-              </w:rPr>
-              <w:t xml:space="preserve">       </w:t>
-            </w:r>
-            <w:r>
-              <w:rPr>
-                <w:b w:val="0"/>
-                <w:sz w:val="24"/>
-                <w:szCs w:val="24"/>
-              </w:rPr>
-              <w:t>I</w:t>
-            </w:r>
-            <w:r>
-              <w:rPr>
-                <w:b w:val="0"/>
-                <w:sz w:val="24"/>
-                <w:szCs w:val="24"/>
-              </w:rPr>
-              <w:t>D:</w:t>
-            </w:r>
-            <w:r>
-              <w:rPr>
-                <w:b w:val="0"/>
-                <w:sz w:val="24"/>
-                <w:szCs w:val="24"/>
-              </w:rPr>
-              <w:t xml:space="preserve">    </w:t>
-            </w:r>
-          </w:p>
-        </w:tc>
-      </w:tr>
-      <w:tr>
-        <w:trPr>
-          <w:cnfStyle w:val="000000100000" w:firstRow="0" w:lastRow="0" w:firstColumn="0" w:lastColumn="0" w:oddVBand="0" w:evenVBand="0" w:oddHBand="1" w:evenHBand="0" w:firstRowFirstColumn="0" w:firstRowLastColumn="0" w:lastRowFirstColumn="0" w:lastRowLastColumn="0"/>
-        </w:trPr>
-        <w:tc>
-          <w:tcPr>
-            <w:cnfStyle w:val="001000000000" w:firstRow="0" w:lastRow="0" w:firstColumn="1" w:lastColumn="0" w:oddVBand="0" w:evenVBand="0" w:oddHBand="0" w:evenHBand="0" w:firstRowFirstColumn="0" w:firstRowLastColumn="0" w:lastRowFirstColumn="0" w:lastRowLastColumn="0"/>
-            <w:tcW w:w="3348" w:type="dxa"/>
-          </w:tcPr>
-          <w:p>
-            <w:pPr>
-              <w:rPr>
-                <w:b w:val="0"/>
-                <w:sz w:val="24"/>
-                <w:szCs w:val="24"/>
-              </w:rPr>
-            </w:pPr>
-            <w:r>
-              <w:rPr>
-                <w:b w:val="0"/>
-                <w:sz w:val="24"/>
-                <w:szCs w:val="24"/>
-              </w:rPr>
-              <w:t>Name:</w:t>
-            </w:r>
-          </w:p>
-        </w:tc>
-      </w:tr>
-      <w:tr>
-        <w:trPr>
-          <w:cnfStyle w:val="000000010000" w:firstRow="0" w:lastRow="0" w:firstColumn="0" w:lastColumn="0" w:oddVBand="0" w:evenVBand="0" w:oddHBand="0" w:evenHBand="1" w:firstRowFirstColumn="0" w:firstRowLastColumn="0" w:lastRowFirstColumn="0" w:lastRowLastColumn="0"/>
-        </w:trPr>
-        <w:tc>
-          <w:tcPr>
-            <w:cnfStyle w:val="001000000000" w:firstRow="0" w:lastRow="0" w:firstColumn="1" w:lastColumn="0" w:oddVBand="0" w:evenVBand="0" w:oddHBand="0" w:evenHBand="0" w:firstRowFirstColumn="0" w:firstRowLastColumn="0" w:lastRowFirstColumn="0" w:lastRowLastColumn="0"/>
-            <w:tcW w:w="3348" w:type="dxa"/>
-          </w:tcPr>
-          <w:p>
-            <w:pPr>
-              <w:rPr>
-                <w:b w:val="0"/>
-                <w:sz w:val="24"/>
-                <w:szCs w:val="24"/>
-              </w:rPr>
-            </w:pPr>
-            <w:r>
-              <w:rPr>
-                <w:b w:val="0"/>
-                <w:sz w:val="24"/>
-                <w:szCs w:val="24"/>
-              </w:rPr>
-              <w:t xml:space="preserve">       ID:</w:t>
-            </w:r>
-          </w:p>
-        </w:tc>
-      </w:tr>
-      <w:tr>
-        <w:trPr>
-          <w:cnfStyle w:val="000000100000" w:firstRow="0" w:lastRow="0" w:firstColumn="0" w:lastColumn="0" w:oddVBand="0" w:evenVBand="0" w:oddHBand="1" w:evenHBand="0" w:firstRowFirstColumn="0" w:firstRowLastColumn="0" w:lastRowFirstColumn="0" w:lastRowLastColumn="0"/>
-        </w:trPr>
-        <w:tc>
-          <w:tcPr>
-            <w:cnfStyle w:val="001000000000" w:firstRow="0" w:lastRow="0" w:firstColumn="1" w:lastColumn="0" w:oddVBand="0" w:evenVBand="0" w:oddHBand="0" w:evenHBand="0" w:firstRowFirstColumn="0" w:firstRowLastColumn="0" w:lastRowFirstColumn="0" w:lastRowLastColumn="0"/>
-            <w:tcW w:w="3348" w:type="dxa"/>
-          </w:tcPr>
-          <w:p>
-            <w:pPr>
-              <w:rPr>
-                <w:b w:val="0"/>
-                <w:sz w:val="24"/>
-                <w:szCs w:val="24"/>
-              </w:rPr>
-            </w:pPr>
-            <w:r>
-              <w:rPr>
-                <w:b w:val="0"/>
-                <w:sz w:val="24"/>
-                <w:szCs w:val="24"/>
-              </w:rPr>
-              <w:t>Section: 182-EA</w:t>
-            </w:r>
-          </w:p>
-        </w:tc>
-      </w:tr>
-      <w:tr>
-        <w:trPr>
-          <w:cnfStyle w:val="000000010000" w:firstRow="0" w:lastRow="0" w:firstColumn="0" w:lastColumn="0" w:oddVBand="0" w:evenVBand="0" w:oddHBand="0" w:evenHBand="1" w:firstRowFirstColumn="0" w:firstRowLastColumn="0" w:lastRowFirstColumn="0" w:lastRowLastColumn="0"/>
-        </w:trPr>
-        <w:tc>
-          <w:tcPr>
-            <w:cnfStyle w:val="001000000000" w:firstRow="0" w:lastRow="0" w:firstColumn="1" w:lastColumn="0" w:oddVBand="0" w:evenVBand="0" w:oddHBand="0" w:evenHBand="0" w:firstRowFirstColumn="0" w:firstRowLastColumn="0" w:lastRowFirstColumn="0" w:lastRowLastColumn="0"/>
-            <w:tcW w:w="3348" w:type="dxa"/>
-          </w:tcPr>
-          <w:p>
-            <w:pPr>
-              <w:rPr>
-                <w:b w:val="0"/>
-                <w:sz w:val="24"/>
-                <w:szCs w:val="24"/>
-              </w:rPr>
-            </w:pPr>
-            <w:r>
-              <w:rPr>
-                <w:b w:val="0"/>
-                <w:sz w:val="24"/>
-                <w:szCs w:val="24"/>
-              </w:rPr>
-              <w:t>Green University of Bangladesh</w:t>
-            </w:r>
-          </w:p>
-        </w:tc>
-      </w:tr>
-    </w:tbl>
     <w:p>
       <w:pPr>
         <w:jc w:val="center"/>
@@ -871,309 +762,194 @@
     </w:p>
     <w:p>
       <w:pPr>
-        <w:jc w:val="center"/>
-        <w:rPr>
-          <w:b/>
-          <w:color w:val="000000" w:themeColor="text1"/>
-          <w:sz w:val="34"/>
+        <w:spacing w:line="360" w:lineRule="auto"/>
+        <w:rPr>
+          <w:color w:val="000000" w:themeColor="text1"/>
+          <w:sz w:val="30"/>
+        </w:rPr>
+      </w:pPr>
+      <w:r>
+        <w:rPr>
+          <w:b/>
+          <w:color w:val="000000" w:themeColor="text1"/>
+          <w:sz w:val="30"/>
           <w:u w:val="single"/>
         </w:rPr>
-      </w:pPr>
-      <w:r>
-        <w:rPr>
-          <w:b/>
-          <w:color w:val="000000" w:themeColor="text1"/>
-          <w:sz w:val="34"/>
+        <w:t>Introduction</w:t>
+      </w:r>
+      <w:r>
+        <w:rPr>
+          <w:b/>
+          <w:color w:val="000000" w:themeColor="text1"/>
+          <w:sz w:val="30"/>
           <w:u w:val="single"/>
         </w:rPr>
-        <w:br w:type="textWrapping" w:clear="all"/>
-      </w:r>
-    </w:p>
-    <w:p>
-      <w:pPr>
-        <w:jc w:val="center"/>
-        <w:rPr>
-          <w:b/>
-          <w:color w:val="000000" w:themeColor="text1"/>
-          <w:sz w:val="34"/>
+        <w:t xml:space="preserve">: </w:t>
+      </w:r>
+      <w:r>
+        <w:rPr>
+          <w:b/>
+          <w:i/>
+          <w:color w:val="000000" w:themeColor="text1"/>
+          <w:sz w:val="30"/>
+        </w:rPr>
+        <w:t xml:space="preserve"> </w:t>
+      </w:r>
+      <w:r>
+        <w:rPr>
+          <w:color w:val="000000" w:themeColor="text1"/>
+          <w:sz w:val="30"/>
+        </w:rPr>
+        <w:t xml:space="preserve">Welcome to </w:t>
+      </w:r>
+      <w:r>
+        <w:rPr>
+          <w:i/>
+          <w:color w:val="000000" w:themeColor="text1"/>
+          <w:sz w:val="30"/>
           <w:u w:val="single"/>
         </w:rPr>
-      </w:pPr>
-      <w:bookmarkStart w:id="0" w:name="_GoBack"/>
-      <w:bookmarkEnd w:id="0"/>
-    </w:p>
-    <w:p>
-      <w:pPr>
-        <w:jc w:val="center"/>
-        <w:rPr>
-          <w:b/>
-          <w:color w:val="000000" w:themeColor="text1"/>
-          <w:sz w:val="34"/>
+        <w:t>“Exam Management System”</w:t>
+      </w:r>
+      <w:r>
+        <w:rPr>
+          <w:color w:val="000000" w:themeColor="text1"/>
+          <w:sz w:val="30"/>
+        </w:rPr>
+        <w:t xml:space="preserve"> for Green University of Bangladesh</w:t>
+      </w:r>
+      <w:r>
+        <w:rPr>
+          <w:color w:val="000000" w:themeColor="text1"/>
+          <w:sz w:val="30"/>
+        </w:rPr>
+        <w:t>.</w:t>
+      </w:r>
+      <w:r>
+        <w:rPr>
+          <w:color w:val="000000" w:themeColor="text1"/>
+          <w:sz w:val="30"/>
+        </w:rPr>
+        <w:t xml:space="preserve"> </w:t>
+      </w:r>
+      <w:r>
+        <w:rPr>
+          <w:color w:val="000000" w:themeColor="text1"/>
+          <w:sz w:val="30"/>
+        </w:rPr>
+        <w:t xml:space="preserve"> </w:t>
+      </w:r>
+      <w:r>
+        <w:rPr>
+          <w:i/>
+          <w:color w:val="000000" w:themeColor="text1"/>
+          <w:sz w:val="30"/>
           <w:u w:val="single"/>
         </w:rPr>
-      </w:pPr>
-    </w:p>
-    <w:p>
-      <w:pPr>
-        <w:jc w:val="center"/>
-        <w:rPr>
-          <w:b/>
-          <w:color w:val="000000" w:themeColor="text1"/>
-          <w:sz w:val="34"/>
+        <w:t>“Exam Management System”</w:t>
+      </w:r>
+      <w:r>
+        <w:rPr>
+          <w:i/>
+          <w:color w:val="000000" w:themeColor="text1"/>
+          <w:sz w:val="30"/>
           <w:u w:val="single"/>
         </w:rPr>
-      </w:pPr>
-    </w:p>
-    <w:p>
-      <w:pPr>
-        <w:jc w:val="center"/>
-        <w:rPr>
-          <w:b/>
-          <w:color w:val="000000" w:themeColor="text1"/>
-          <w:sz w:val="34"/>
-          <w:u w:val="single"/>
-        </w:rPr>
-      </w:pPr>
-    </w:p>
-    <w:p>
-      <w:pPr>
-        <w:jc w:val="center"/>
-        <w:rPr>
-          <w:b/>
-          <w:color w:val="000000" w:themeColor="text1"/>
-          <w:sz w:val="34"/>
-          <w:u w:val="single"/>
-        </w:rPr>
-      </w:pPr>
-      <w:r>
-        <w:rPr>
-          <w:b/>
-          <w:color w:val="000000" w:themeColor="text1"/>
-          <w:sz w:val="34"/>
-          <w:u w:val="single"/>
+        <w:t xml:space="preserve"> </w:t>
+      </w:r>
+      <w:r>
+        <w:rPr>
+          <w:color w:val="000000" w:themeColor="text1"/>
+          <w:sz w:val="30"/>
+        </w:rPr>
+        <w:t>is a web application which is designed to manage inter university offline and online examination efficiently.</w:t>
+      </w:r>
+    </w:p>
+    <w:p>
+      <w:pPr>
+        <w:spacing w:line="360" w:lineRule="auto"/>
+        <w:rPr>
+          <w:color w:val="000000" w:themeColor="text1"/>
+          <w:sz w:val="30"/>
+        </w:rPr>
+      </w:pPr>
+      <w:r>
+        <w:rPr>
+          <w:color w:val="000000" w:themeColor="text1"/>
+          <w:sz w:val="30"/>
+        </w:rPr>
+        <w:t xml:space="preserve">During COVID-19 pandemic, </w:t>
+      </w:r>
+      <w:r>
+        <w:rPr>
+          <w:color w:val="000000" w:themeColor="text1"/>
+          <w:sz w:val="30"/>
+        </w:rPr>
+        <w:t xml:space="preserve">Online examination became most effective way </w:t>
+      </w:r>
+      <w:r>
+        <w:rPr>
+          <w:color w:val="000000" w:themeColor="text1"/>
+          <w:sz w:val="30"/>
+        </w:rPr>
+        <w:t>during COVID-19 to take exam remotely</w:t>
+      </w:r>
+      <w:r>
+        <w:rPr>
+          <w:color w:val="000000" w:themeColor="text1"/>
+          <w:sz w:val="30"/>
+        </w:rPr>
+        <w:t xml:space="preserve">. But there are a few number of tools available for managing examination efficiently. </w:t>
+      </w:r>
+      <w:r>
+        <w:rPr>
+          <w:color w:val="000000" w:themeColor="text1"/>
+          <w:sz w:val="30"/>
+        </w:rPr>
+        <w:t>That is why we decided to build our own Exam management System.</w:t>
+      </w:r>
+    </w:p>
+    <w:p>
+      <w:pPr>
+        <w:spacing w:line="360" w:lineRule="auto"/>
+        <w:rPr>
+          <w:color w:val="000000" w:themeColor="text1"/>
+          <w:sz w:val="30"/>
+        </w:rPr>
+      </w:pPr>
+    </w:p>
+    <w:p>
+      <w:pPr>
+        <w:spacing w:line="360" w:lineRule="auto"/>
+        <w:rPr>
+          <w:color w:val="000000" w:themeColor="text1"/>
+          <w:sz w:val="30"/>
+        </w:rPr>
+      </w:pPr>
+    </w:p>
+    <w:p>
+      <w:pPr>
+        <w:spacing w:line="360" w:lineRule="auto"/>
+        <w:rPr>
+          <w:color w:val="000000" w:themeColor="text1"/>
+          <w:sz w:val="30"/>
+        </w:rPr>
+      </w:pPr>
+    </w:p>
+    <w:p>
+      <w:pPr>
+        <w:spacing w:line="360" w:lineRule="auto"/>
+        <w:rPr>
+          <w:color w:val="000000" w:themeColor="text1"/>
+          <w:sz w:val="30"/>
+        </w:rPr>
+      </w:pPr>
+      <w:r>
+        <w:rPr>
+          <w:color w:val="000000" w:themeColor="text1"/>
+          <w:sz w:val="30"/>
         </w:rPr>
         <w:lastRenderedPageBreak/>
-        <w:t xml:space="preserve">Project planning </w:t>
-      </w:r>
-      <w:r>
-        <w:rPr>
-          <w:b/>
-          <w:color w:val="000000" w:themeColor="text1"/>
-          <w:sz w:val="34"/>
-          <w:u w:val="single"/>
-        </w:rPr>
-        <w:t>for “Exam Management</w:t>
-      </w:r>
-      <w:r>
-        <w:rPr>
-          <w:b/>
-          <w:color w:val="000000" w:themeColor="text1"/>
-          <w:sz w:val="34"/>
-          <w:u w:val="single"/>
-        </w:rPr>
-        <w:t xml:space="preserve"> System”</w:t>
-      </w:r>
-    </w:p>
-    <w:p>
-      <w:pPr>
-        <w:jc w:val="center"/>
-        <w:rPr>
-          <w:color w:val="C00000"/>
-          <w:sz w:val="34"/>
-        </w:rPr>
-      </w:pPr>
-    </w:p>
-    <w:p>
-      <w:pPr>
-        <w:jc w:val="center"/>
-        <w:rPr>
-          <w:color w:val="C00000"/>
-          <w:sz w:val="34"/>
-        </w:rPr>
-      </w:pPr>
-    </w:p>
-    <w:p>
-      <w:pPr>
-        <w:spacing w:line="360" w:lineRule="auto"/>
-        <w:rPr>
-          <w:color w:val="000000" w:themeColor="text1"/>
-          <w:sz w:val="30"/>
-        </w:rPr>
-      </w:pPr>
-      <w:r>
-        <w:rPr>
-          <w:b/>
-          <w:color w:val="000000" w:themeColor="text1"/>
-          <w:sz w:val="30"/>
-          <w:u w:val="single"/>
-        </w:rPr>
-        <w:t>Introduction</w:t>
-      </w:r>
-      <w:r>
-        <w:rPr>
-          <w:b/>
-          <w:color w:val="000000" w:themeColor="text1"/>
-          <w:sz w:val="30"/>
-          <w:u w:val="single"/>
-        </w:rPr>
-        <w:t xml:space="preserve">: </w:t>
-      </w:r>
-      <w:r>
-        <w:rPr>
-          <w:b/>
-          <w:i/>
-          <w:color w:val="000000" w:themeColor="text1"/>
-          <w:sz w:val="30"/>
-        </w:rPr>
-        <w:t xml:space="preserve"> </w:t>
-      </w:r>
-      <w:r>
-        <w:rPr>
-          <w:color w:val="000000" w:themeColor="text1"/>
-          <w:sz w:val="30"/>
-        </w:rPr>
-        <w:t xml:space="preserve">Welcome to </w:t>
-      </w:r>
-      <w:r>
-        <w:rPr>
-          <w:i/>
-          <w:color w:val="000000" w:themeColor="text1"/>
-          <w:sz w:val="30"/>
-          <w:u w:val="single"/>
-        </w:rPr>
-        <w:t>“Exam Management System”</w:t>
-      </w:r>
-      <w:r>
-        <w:rPr>
-          <w:color w:val="000000" w:themeColor="text1"/>
-          <w:sz w:val="30"/>
-        </w:rPr>
-        <w:t xml:space="preserve"> for Green University of Bangladesh</w:t>
-      </w:r>
-      <w:r>
-        <w:rPr>
-          <w:color w:val="000000" w:themeColor="text1"/>
-          <w:sz w:val="30"/>
-        </w:rPr>
-        <w:t>.</w:t>
-      </w:r>
-      <w:r>
-        <w:rPr>
-          <w:color w:val="000000" w:themeColor="text1"/>
-          <w:sz w:val="30"/>
-        </w:rPr>
-        <w:t xml:space="preserve"> </w:t>
-      </w:r>
-      <w:r>
-        <w:rPr>
-          <w:color w:val="000000" w:themeColor="text1"/>
-          <w:sz w:val="30"/>
-        </w:rPr>
-        <w:t xml:space="preserve"> </w:t>
-      </w:r>
-      <w:r>
-        <w:rPr>
-          <w:i/>
-          <w:color w:val="000000" w:themeColor="text1"/>
-          <w:sz w:val="30"/>
-          <w:u w:val="single"/>
-        </w:rPr>
-        <w:t>“Exam Management System”</w:t>
-      </w:r>
-      <w:r>
-        <w:rPr>
-          <w:i/>
-          <w:color w:val="000000" w:themeColor="text1"/>
-          <w:sz w:val="30"/>
-          <w:u w:val="single"/>
-        </w:rPr>
-        <w:t xml:space="preserve"> </w:t>
-      </w:r>
-      <w:r>
-        <w:rPr>
-          <w:color w:val="000000" w:themeColor="text1"/>
-          <w:sz w:val="30"/>
-        </w:rPr>
-        <w:t>is a web application which is designed to manage inter university offline and online examination efficiently.</w:t>
-      </w:r>
-    </w:p>
-    <w:p>
-      <w:pPr>
-        <w:spacing w:line="360" w:lineRule="auto"/>
-        <w:rPr>
-          <w:color w:val="000000" w:themeColor="text1"/>
-          <w:sz w:val="30"/>
-        </w:rPr>
-      </w:pPr>
-      <w:r>
-        <w:rPr>
-          <w:color w:val="000000" w:themeColor="text1"/>
-          <w:sz w:val="30"/>
-        </w:rPr>
-        <w:t xml:space="preserve">During COVID-19 pandemic,  Online examination became most effective way </w:t>
-      </w:r>
-      <w:r>
-        <w:rPr>
-          <w:color w:val="000000" w:themeColor="text1"/>
-          <w:sz w:val="30"/>
-        </w:rPr>
-        <w:t>during COVID-19 to take exam remotely</w:t>
-      </w:r>
-      <w:r>
-        <w:rPr>
-          <w:color w:val="000000" w:themeColor="text1"/>
-          <w:sz w:val="30"/>
-        </w:rPr>
-        <w:t xml:space="preserve">. But there are a few number of tools available for managing examination efficiently. </w:t>
-      </w:r>
-      <w:r>
-        <w:rPr>
-          <w:color w:val="000000" w:themeColor="text1"/>
-          <w:sz w:val="30"/>
-        </w:rPr>
-        <w:t>That is why we decided to build our own Exam management System.</w:t>
-      </w:r>
-    </w:p>
-    <w:p>
-      <w:pPr>
-        <w:spacing w:line="360" w:lineRule="auto"/>
-        <w:rPr>
-          <w:color w:val="000000" w:themeColor="text1"/>
-          <w:sz w:val="30"/>
-        </w:rPr>
-      </w:pPr>
-    </w:p>
-    <w:p>
-      <w:pPr>
-        <w:spacing w:line="360" w:lineRule="auto"/>
-        <w:rPr>
-          <w:color w:val="000000" w:themeColor="text1"/>
-          <w:sz w:val="30"/>
-        </w:rPr>
-      </w:pPr>
-    </w:p>
-    <w:p>
-      <w:pPr>
-        <w:spacing w:line="360" w:lineRule="auto"/>
-        <w:rPr>
-          <w:color w:val="000000" w:themeColor="text1"/>
-          <w:sz w:val="30"/>
-        </w:rPr>
-      </w:pPr>
-    </w:p>
-    <w:p>
-      <w:pPr>
-        <w:spacing w:line="360" w:lineRule="auto"/>
-        <w:rPr>
-          <w:color w:val="000000" w:themeColor="text1"/>
-          <w:sz w:val="30"/>
-        </w:rPr>
-      </w:pPr>
-      <w:r>
-        <w:rPr>
-          <w:color w:val="000000" w:themeColor="text1"/>
-          <w:sz w:val="30"/>
-        </w:rPr>
         <w:t xml:space="preserve">Project is an individual or collaborative enterprise that </w:t>
       </w:r>
       <w:r>
@@ -1251,7 +1027,6 @@
           <w:color w:val="000000" w:themeColor="text1"/>
           <w:sz w:val="30"/>
         </w:rPr>
-        <w:lastRenderedPageBreak/>
         <w:t>Requirements</w:t>
       </w:r>
     </w:p>
@@ -1483,6 +1258,7 @@
           <w:color w:val="000000" w:themeColor="text1"/>
           <w:sz w:val="30"/>
         </w:rPr>
+        <w:lastRenderedPageBreak/>
         <w:t>Teachers can create exam routine and send auto notification.</w:t>
       </w:r>
     </w:p>
@@ -2252,7 +2028,7 @@
           <w:rPr>
             <w:noProof/>
           </w:rPr>
-          <w:t>4</w:t>
+          <w:t>1</w:t>
         </w:r>
         <w:r>
           <w:rPr>
@@ -4518,6 +4294,15 @@
       <w:contextualSpacing/>
     </w:pPr>
   </w:style>
+  <w:style w:type="paragraph" w:styleId="NoSpacing">
+    <w:name w:val="No Spacing"/>
+    <w:uiPriority w:val="1"/>
+    <w:qFormat/>
+    <w:rsid w:val="005A6EB9"/>
+    <w:pPr>
+      <w:spacing w:after="0" w:line="240" w:lineRule="auto"/>
+    </w:pPr>
+  </w:style>
 </w:styles>
 </file>
 
